--- a/Microservices.docx
+++ b/Microservices.docx
@@ -277,7 +277,25 @@
           <w:sz w:val="20"/>
           <w:szCs w:val="20"/>
         </w:rPr>
-        <w:t>When compiler complains of adding the constructor for injecting the dependencies, we can inject that using the Lambok using the @RequiredArgsConstructor</w:t>
+        <w:t xml:space="preserve">When compiler complains of adding the constructor for injecting the dependencies, we can inject that using the </w:t>
+      </w:r>
+      <w:proofErr w:type="spellStart"/>
+      <w:r>
+        <w:rPr>
+          <w:rFonts w:ascii="Bell MT" w:hAnsi="Bell MT" w:cs="Calibri Light"/>
+          <w:sz w:val="20"/>
+          <w:szCs w:val="20"/>
+        </w:rPr>
+        <w:t>Lambok</w:t>
+      </w:r>
+      <w:proofErr w:type="spellEnd"/>
+      <w:r>
+        <w:rPr>
+          <w:rFonts w:ascii="Bell MT" w:hAnsi="Bell MT" w:cs="Calibri Light"/>
+          <w:sz w:val="20"/>
+          <w:szCs w:val="20"/>
+        </w:rPr>
+        <w:t xml:space="preserve"> using the @RequiredArgsConstructor</w:t>
       </w:r>
     </w:p>
     <w:p>
@@ -373,7 +391,23 @@
           <w:sz w:val="20"/>
           <w:szCs w:val="20"/>
         </w:rPr>
-        <w:t>In Java 21, we need to make a request class where we pass the full object:</w:t>
+        <w:t xml:space="preserve">In Java 21, we need to make a </w:t>
+      </w:r>
+      <w:r>
+        <w:rPr>
+          <w:rFonts w:ascii="Bell MT" w:hAnsi="Bell MT" w:cs="Calibri Light"/>
+          <w:sz w:val="20"/>
+          <w:szCs w:val="20"/>
+        </w:rPr>
+        <w:t>record</w:t>
+      </w:r>
+      <w:r>
+        <w:rPr>
+          <w:rFonts w:ascii="Bell MT" w:hAnsi="Bell MT" w:cs="Calibri Light"/>
+          <w:sz w:val="20"/>
+          <w:szCs w:val="20"/>
+        </w:rPr>
+        <w:t xml:space="preserve"> class where we pass the full object:</w:t>
       </w:r>
     </w:p>
     <w:p>
@@ -435,7 +469,25 @@
           <w:szCs w:val="20"/>
         </w:rPr>
         <w:lastRenderedPageBreak/>
-        <w:t>we need to use the ProductRequest class as follows:</w:t>
+        <w:t xml:space="preserve">we need to use the </w:t>
+      </w:r>
+      <w:proofErr w:type="spellStart"/>
+      <w:r>
+        <w:rPr>
+          <w:rFonts w:ascii="Bell MT" w:hAnsi="Bell MT" w:cs="Calibri Light"/>
+          <w:sz w:val="20"/>
+          <w:szCs w:val="20"/>
+        </w:rPr>
+        <w:t>ProductRequest</w:t>
+      </w:r>
+      <w:proofErr w:type="spellEnd"/>
+      <w:r>
+        <w:rPr>
+          <w:rFonts w:ascii="Bell MT" w:hAnsi="Bell MT" w:cs="Calibri Light"/>
+          <w:sz w:val="20"/>
+          <w:szCs w:val="20"/>
+        </w:rPr>
+        <w:t xml:space="preserve"> class as follows:</w:t>
       </w:r>
     </w:p>
     <w:p>
@@ -454,6 +506,7 @@
         </w:rPr>
         <w:t xml:space="preserve">public record </w:t>
       </w:r>
+      <w:proofErr w:type="spellStart"/>
       <w:proofErr w:type="gramStart"/>
       <w:r>
         <w:rPr>
@@ -461,7 +514,16 @@
           <w:sz w:val="20"/>
           <w:szCs w:val="20"/>
         </w:rPr>
-        <w:t>ProductRequest(</w:t>
+        <w:t>ProductRequest</w:t>
+      </w:r>
+      <w:proofErr w:type="spellEnd"/>
+      <w:r>
+        <w:rPr>
+          <w:rFonts w:ascii="Bell MT" w:hAnsi="Bell MT" w:cs="Calibri Light"/>
+          <w:sz w:val="20"/>
+          <w:szCs w:val="20"/>
+        </w:rPr>
+        <w:t>(</w:t>
       </w:r>
       <w:proofErr w:type="gramEnd"/>
       <w:r>
@@ -514,7 +576,111 @@
           <w:sz w:val="20"/>
           <w:szCs w:val="20"/>
         </w:rPr>
-        <w:t>) instead of productRequest.getName();</w:t>
+        <w:t xml:space="preserve">) instead of </w:t>
+      </w:r>
+      <w:proofErr w:type="spellStart"/>
+      <w:r>
+        <w:rPr>
+          <w:rFonts w:ascii="Bell MT" w:hAnsi="Bell MT" w:cs="Calibri Light"/>
+          <w:sz w:val="20"/>
+          <w:szCs w:val="20"/>
+        </w:rPr>
+        <w:t>productRequest.getName</w:t>
+      </w:r>
+      <w:proofErr w:type="spellEnd"/>
+      <w:r>
+        <w:rPr>
+          <w:rFonts w:ascii="Bell MT" w:hAnsi="Bell MT" w:cs="Calibri Light"/>
+          <w:sz w:val="20"/>
+          <w:szCs w:val="20"/>
+        </w:rPr>
+        <w:t>();</w:t>
+      </w:r>
+    </w:p>
+    <w:p>
+      <w:pPr>
+        <w:rPr>
+          <w:rFonts w:ascii="Bell MT" w:hAnsi="Bell MT" w:cs="Calibri Light"/>
+          <w:sz w:val="20"/>
+          <w:szCs w:val="20"/>
+        </w:rPr>
+      </w:pPr>
+    </w:p>
+    <w:p>
+      <w:pPr>
+        <w:rPr>
+          <w:rFonts w:ascii="Bell MT" w:hAnsi="Bell MT" w:cs="Calibri Light"/>
+          <w:sz w:val="20"/>
+          <w:szCs w:val="20"/>
+        </w:rPr>
+      </w:pPr>
+      <w:r>
+        <w:rPr>
+          <w:rFonts w:ascii="Bell MT" w:hAnsi="Bell MT" w:cs="Calibri Light"/>
+          <w:sz w:val="20"/>
+          <w:szCs w:val="20"/>
+        </w:rPr>
+        <w:t>Product class is</w:t>
+      </w:r>
+      <w:r>
+        <w:rPr>
+          <w:rFonts w:ascii="Bell MT" w:hAnsi="Bell MT" w:cs="Calibri Light"/>
+          <w:sz w:val="20"/>
+          <w:szCs w:val="20"/>
+        </w:rPr>
+        <w:t xml:space="preserve"> annotated with @Builder</w:t>
+      </w:r>
+    </w:p>
+    <w:p>
+      <w:pPr>
+        <w:rPr>
+          <w:rFonts w:ascii="Bell MT" w:hAnsi="Bell MT" w:cs="Calibri Light"/>
+          <w:sz w:val="20"/>
+          <w:szCs w:val="20"/>
+        </w:rPr>
+      </w:pPr>
+      <w:r>
+        <w:rPr>
+          <w:rFonts w:ascii="Bell MT" w:hAnsi="Bell MT" w:cs="Calibri Light"/>
+          <w:noProof/>
+          <w:sz w:val="20"/>
+          <w:szCs w:val="20"/>
+        </w:rPr>
+        <w:drawing>
+          <wp:inline distT="0" distB="0" distL="0" distR="0" wp14:anchorId="03F3AC72" wp14:editId="7CC289E0">
+            <wp:extent cx="5943600" cy="2893695"/>
+            <wp:effectExtent l="0" t="0" r="0" b="1905"/>
+            <wp:docPr id="1925948586" name="Picture 1"/>
+            <wp:cNvGraphicFramePr>
+              <a:graphicFrameLocks xmlns:a="http://schemas.openxmlformats.org/drawingml/2006/main" noChangeAspect="1"/>
+            </wp:cNvGraphicFramePr>
+            <a:graphic xmlns:a="http://schemas.openxmlformats.org/drawingml/2006/main">
+              <a:graphicData uri="http://schemas.openxmlformats.org/drawingml/2006/picture">
+                <pic:pic xmlns:pic="http://schemas.openxmlformats.org/drawingml/2006/picture">
+                  <pic:nvPicPr>
+                    <pic:cNvPr id="1925948586" name=""/>
+                    <pic:cNvPicPr/>
+                  </pic:nvPicPr>
+                  <pic:blipFill>
+                    <a:blip r:embed="rId9"/>
+                    <a:stretch>
+                      <a:fillRect/>
+                    </a:stretch>
+                  </pic:blipFill>
+                  <pic:spPr>
+                    <a:xfrm>
+                      <a:off x="0" y="0"/>
+                      <a:ext cx="5943600" cy="2893695"/>
+                    </a:xfrm>
+                    <a:prstGeom prst="rect">
+                      <a:avLst/>
+                    </a:prstGeom>
+                  </pic:spPr>
+                </pic:pic>
+              </a:graphicData>
+            </a:graphic>
+          </wp:inline>
+        </w:drawing>
       </w:r>
     </w:p>
     <w:p>
@@ -557,7 +723,7 @@
                     <pic:cNvPicPr/>
                   </pic:nvPicPr>
                   <pic:blipFill>
-                    <a:blip r:embed="rId9"/>
+                    <a:blip r:embed="rId10"/>
                     <a:stretch>
                       <a:fillRect/>
                     </a:stretch>
@@ -627,7 +793,7 @@
                     <pic:cNvPicPr/>
                   </pic:nvPicPr>
                   <pic:blipFill>
-                    <a:blip r:embed="rId10"/>
+                    <a:blip r:embed="rId11"/>
                     <a:stretch>
                       <a:fillRect/>
                     </a:stretch>
@@ -672,7 +838,6 @@
           <w:sz w:val="20"/>
           <w:szCs w:val="20"/>
         </w:rPr>
-        <w:lastRenderedPageBreak/>
         <w:drawing>
           <wp:inline distT="0" distB="0" distL="0" distR="0" wp14:anchorId="7B68A07D" wp14:editId="47890DCB">
             <wp:extent cx="5943600" cy="3240405"/>
@@ -689,7 +854,7 @@
                     <pic:cNvPicPr/>
                   </pic:nvPicPr>
                   <pic:blipFill>
-                    <a:blip r:embed="rId11"/>
+                    <a:blip r:embed="rId12"/>
                     <a:stretch>
                       <a:fillRect/>
                     </a:stretch>
@@ -727,6 +892,7 @@
           <w:szCs w:val="20"/>
         </w:rPr>
       </w:pPr>
+      <w:proofErr w:type="spellStart"/>
       <w:proofErr w:type="gramStart"/>
       <w:r>
         <w:rPr>
@@ -736,6 +902,7 @@
         </w:rPr>
         <w:t>Io.rest</w:t>
       </w:r>
+      <w:proofErr w:type="spellEnd"/>
       <w:proofErr w:type="gramEnd"/>
       <w:r>
         <w:rPr>
@@ -761,6 +928,7 @@
           <w:sz w:val="20"/>
           <w:szCs w:val="20"/>
         </w:rPr>
+        <w:lastRenderedPageBreak/>
         <w:drawing>
           <wp:inline distT="0" distB="0" distL="0" distR="0" wp14:anchorId="4AB9B27D" wp14:editId="04F1CF60">
             <wp:extent cx="5943600" cy="2933065"/>
@@ -777,7 +945,7 @@
                     <pic:cNvPicPr/>
                   </pic:nvPicPr>
                   <pic:blipFill>
-                    <a:blip r:embed="rId12"/>
+                    <a:blip r:embed="rId13"/>
                     <a:stretch>
                       <a:fillRect/>
                     </a:stretch>
@@ -839,7 +1007,6 @@
           <w:sz w:val="20"/>
           <w:szCs w:val="20"/>
         </w:rPr>
-        <w:lastRenderedPageBreak/>
         <w:drawing>
           <wp:inline distT="0" distB="0" distL="0" distR="0" wp14:anchorId="7253E11C" wp14:editId="7919389A">
             <wp:extent cx="5943600" cy="3786505"/>
@@ -856,7 +1023,7 @@
                     <pic:cNvPicPr/>
                   </pic:nvPicPr>
                   <pic:blipFill>
-                    <a:blip r:embed="rId13"/>
+                    <a:blip r:embed="rId14"/>
                     <a:stretch>
                       <a:fillRect/>
                     </a:stretch>
@@ -901,6 +1068,7 @@
           <w:sz w:val="20"/>
           <w:szCs w:val="20"/>
         </w:rPr>
+        <w:lastRenderedPageBreak/>
         <w:drawing>
           <wp:inline distT="0" distB="0" distL="0" distR="0" wp14:anchorId="21B70769" wp14:editId="69815D76">
             <wp:extent cx="5943600" cy="1512570"/>
@@ -917,7 +1085,7 @@
                     <pic:cNvPicPr/>
                   </pic:nvPicPr>
                   <pic:blipFill>
-                    <a:blip r:embed="rId14"/>
+                    <a:blip r:embed="rId15"/>
                     <a:stretch>
                       <a:fillRect/>
                     </a:stretch>
@@ -1032,7 +1200,6 @@
           <w:sz w:val="20"/>
           <w:szCs w:val="20"/>
         </w:rPr>
-        <w:lastRenderedPageBreak/>
         <w:t xml:space="preserve">We need to run Spring boot in one container and MongoDB in another container and then we need to check how they communicate between them using the </w:t>
       </w:r>
       <w:r>
@@ -1095,7 +1262,7 @@
                     <pic:cNvPicPr/>
                   </pic:nvPicPr>
                   <pic:blipFill>
-                    <a:blip r:embed="rId15"/>
+                    <a:blip r:embed="rId16"/>
                     <a:stretch>
                       <a:fillRect/>
                     </a:stretch>
@@ -1139,6 +1306,7 @@
           <w:sz w:val="20"/>
           <w:szCs w:val="20"/>
         </w:rPr>
+        <w:lastRenderedPageBreak/>
         <w:t xml:space="preserve">We need to run both containers using the command prompt of docker using docker link command or we need to use </w:t>
       </w:r>
       <w:r>
@@ -1150,6 +1318,7 @@
         </w:rPr>
         <w:t>docker-</w:t>
       </w:r>
+      <w:proofErr w:type="spellStart"/>
       <w:r>
         <w:rPr>
           <w:rFonts w:ascii="Bell MT" w:hAnsi="Bell MT" w:cs="Calibri Light"/>
@@ -1159,6 +1328,7 @@
         </w:rPr>
         <w:t>compose.yml</w:t>
       </w:r>
+      <w:proofErr w:type="spellEnd"/>
       <w:r>
         <w:rPr>
           <w:rFonts w:ascii="Bell MT" w:hAnsi="Bell MT" w:cs="Calibri Light"/>
@@ -1224,7 +1394,7 @@
                     <pic:cNvPicPr/>
                   </pic:nvPicPr>
                   <pic:blipFill>
-                    <a:blip r:embed="rId16"/>
+                    <a:blip r:embed="rId17"/>
                     <a:stretch>
                       <a:fillRect/>
                     </a:stretch>
@@ -1295,7 +1465,6 @@
           <w:szCs w:val="20"/>
           <w:highlight w:val="yellow"/>
         </w:rPr>
-        <w:lastRenderedPageBreak/>
         <w:t>IMPORTANT: TEST CONTAINERS, we can use to test our application.</w:t>
       </w:r>
     </w:p>
@@ -1338,7 +1507,7 @@
                     <pic:cNvPicPr/>
                   </pic:nvPicPr>
                   <pic:blipFill>
-                    <a:blip r:embed="rId17"/>
+                    <a:blip r:embed="rId18"/>
                     <a:stretch>
                       <a:fillRect/>
                     </a:stretch>
@@ -1391,6 +1560,7 @@
           <w:sz w:val="20"/>
           <w:szCs w:val="20"/>
         </w:rPr>
+        <w:lastRenderedPageBreak/>
         <w:drawing>
           <wp:inline distT="0" distB="0" distL="0" distR="0" wp14:anchorId="75BD99C1" wp14:editId="45646FCA">
             <wp:extent cx="5334744" cy="3858163"/>
@@ -1407,7 +1577,7 @@
                     <pic:cNvPicPr/>
                   </pic:nvPicPr>
                   <pic:blipFill>
-                    <a:blip r:embed="rId18"/>
+                    <a:blip r:embed="rId19"/>
                     <a:stretch>
                       <a:fillRect/>
                     </a:stretch>
@@ -1487,7 +1657,6 @@
           <w:sz w:val="20"/>
           <w:szCs w:val="20"/>
         </w:rPr>
-        <w:lastRenderedPageBreak/>
         <w:drawing>
           <wp:inline distT="0" distB="0" distL="0" distR="0" wp14:anchorId="1239751B" wp14:editId="2BDDCC19">
             <wp:extent cx="5943600" cy="1494155"/>
@@ -1504,7 +1673,7 @@
                     <pic:cNvPicPr/>
                   </pic:nvPicPr>
                   <pic:blipFill>
-                    <a:blip r:embed="rId19"/>
+                    <a:blip r:embed="rId20"/>
                     <a:stretch>
                       <a:fillRect/>
                     </a:stretch>
@@ -1573,7 +1742,7 @@
                     <pic:cNvPicPr/>
                   </pic:nvPicPr>
                   <pic:blipFill>
-                    <a:blip r:embed="rId20"/>
+                    <a:blip r:embed="rId21"/>
                     <a:stretch>
                       <a:fillRect/>
                     </a:stretch>
@@ -1662,6 +1831,7 @@
           <w:sz w:val="20"/>
           <w:szCs w:val="20"/>
         </w:rPr>
+        <w:lastRenderedPageBreak/>
         <w:drawing>
           <wp:inline distT="0" distB="0" distL="0" distR="0" wp14:anchorId="1074037D" wp14:editId="4DB69B04">
             <wp:extent cx="5782482" cy="2019582"/>
@@ -1678,7 +1848,7 @@
                     <pic:cNvPicPr/>
                   </pic:nvPicPr>
                   <pic:blipFill>
-                    <a:blip r:embed="rId21"/>
+                    <a:blip r:embed="rId22"/>
                     <a:stretch>
                       <a:fillRect/>
                     </a:stretch>
@@ -1714,7 +1884,6 @@
           <w:sz w:val="20"/>
           <w:szCs w:val="20"/>
         </w:rPr>
-        <w:lastRenderedPageBreak/>
         <w:drawing>
           <wp:inline distT="0" distB="0" distL="0" distR="0" wp14:anchorId="5BB996F2" wp14:editId="67272263">
             <wp:extent cx="5943600" cy="2722880"/>
@@ -1731,7 +1900,7 @@
                     <pic:cNvPicPr/>
                   </pic:nvPicPr>
                   <pic:blipFill>
-                    <a:blip r:embed="rId22"/>
+                    <a:blip r:embed="rId23"/>
                     <a:stretch>
                       <a:fillRect/>
                     </a:stretch>
@@ -1775,7 +1944,25 @@
           <w:sz w:val="20"/>
           <w:szCs w:val="20"/>
         </w:rPr>
-        <w:t>@ServiceConnection: this annotation will dynamically assign the monoDB host and port while running the application as shown below:</w:t>
+        <w:t xml:space="preserve">@ServiceConnection: this annotation will dynamically assign the </w:t>
+      </w:r>
+      <w:proofErr w:type="spellStart"/>
+      <w:r>
+        <w:rPr>
+          <w:rFonts w:ascii="Bell MT" w:hAnsi="Bell MT" w:cs="Calibri Light"/>
+          <w:sz w:val="20"/>
+          <w:szCs w:val="20"/>
+        </w:rPr>
+        <w:t>monoDB</w:t>
+      </w:r>
+      <w:proofErr w:type="spellEnd"/>
+      <w:r>
+        <w:rPr>
+          <w:rFonts w:ascii="Bell MT" w:hAnsi="Bell MT" w:cs="Calibri Light"/>
+          <w:sz w:val="20"/>
+          <w:szCs w:val="20"/>
+        </w:rPr>
+        <w:t xml:space="preserve"> host and port while running the application as shown below:</w:t>
       </w:r>
     </w:p>
     <w:p>
@@ -1793,6 +1980,7 @@
           <w:sz w:val="20"/>
           <w:szCs w:val="20"/>
         </w:rPr>
+        <w:lastRenderedPageBreak/>
         <w:drawing>
           <wp:inline distT="0" distB="0" distL="0" distR="0" wp14:anchorId="2E1DA3F5" wp14:editId="41821DF9">
             <wp:extent cx="5943600" cy="2827655"/>
@@ -1809,7 +1997,7 @@
                     <pic:cNvPicPr/>
                   </pic:nvPicPr>
                   <pic:blipFill>
-                    <a:blip r:embed="rId23"/>
+                    <a:blip r:embed="rId24"/>
                     <a:stretch>
                       <a:fillRect/>
                     </a:stretch>
@@ -1853,7 +2041,25 @@
           <w:sz w:val="20"/>
           <w:szCs w:val="20"/>
         </w:rPr>
-        <w:t>We need to use the RestAssured for testing of the API:</w:t>
+        <w:t xml:space="preserve">We need to use the </w:t>
+      </w:r>
+      <w:proofErr w:type="spellStart"/>
+      <w:r>
+        <w:rPr>
+          <w:rFonts w:ascii="Bell MT" w:hAnsi="Bell MT" w:cs="Calibri Light"/>
+          <w:sz w:val="20"/>
+          <w:szCs w:val="20"/>
+        </w:rPr>
+        <w:t>RestAssured</w:t>
+      </w:r>
+      <w:proofErr w:type="spellEnd"/>
+      <w:r>
+        <w:rPr>
+          <w:rFonts w:ascii="Bell MT" w:hAnsi="Bell MT" w:cs="Calibri Light"/>
+          <w:sz w:val="20"/>
+          <w:szCs w:val="20"/>
+        </w:rPr>
+        <w:t xml:space="preserve"> for testing of the API:</w:t>
       </w:r>
     </w:p>
     <w:p>
@@ -1871,7 +2077,6 @@
           <w:sz w:val="20"/>
           <w:szCs w:val="20"/>
         </w:rPr>
-        <w:lastRenderedPageBreak/>
         <w:drawing>
           <wp:inline distT="0" distB="0" distL="0" distR="0" wp14:anchorId="199690CF" wp14:editId="7789E0D7">
             <wp:extent cx="5943600" cy="3424555"/>
@@ -1888,7 +2093,7 @@
                     <pic:cNvPicPr/>
                   </pic:nvPicPr>
                   <pic:blipFill>
-                    <a:blip r:embed="rId24"/>
+                    <a:blip r:embed="rId25"/>
                     <a:stretch>
                       <a:fillRect/>
                     </a:stretch>
@@ -1941,7 +2146,25 @@
           <w:sz w:val="20"/>
           <w:szCs w:val="20"/>
         </w:rPr>
-        <w:t>Now for the second service, we need to use the following configuration of the mysql as shown in the below configuration:</w:t>
+        <w:t xml:space="preserve">Now for the second service, we need to use the following configuration of the </w:t>
+      </w:r>
+      <w:proofErr w:type="spellStart"/>
+      <w:r>
+        <w:rPr>
+          <w:rFonts w:ascii="Bell MT" w:hAnsi="Bell MT" w:cs="Calibri Light"/>
+          <w:sz w:val="20"/>
+          <w:szCs w:val="20"/>
+        </w:rPr>
+        <w:t>mysql</w:t>
+      </w:r>
+      <w:proofErr w:type="spellEnd"/>
+      <w:r>
+        <w:rPr>
+          <w:rFonts w:ascii="Bell MT" w:hAnsi="Bell MT" w:cs="Calibri Light"/>
+          <w:sz w:val="20"/>
+          <w:szCs w:val="20"/>
+        </w:rPr>
+        <w:t xml:space="preserve"> as shown in the below configuration:</w:t>
       </w:r>
     </w:p>
     <w:p>
@@ -1959,6 +2182,7 @@
           <w:sz w:val="20"/>
           <w:szCs w:val="20"/>
         </w:rPr>
+        <w:lastRenderedPageBreak/>
         <w:drawing>
           <wp:inline distT="0" distB="0" distL="0" distR="0" wp14:anchorId="66E15285" wp14:editId="1FD2CBA8">
             <wp:extent cx="5943600" cy="3424555"/>
@@ -1975,7 +2199,7 @@
                     <pic:cNvPicPr/>
                   </pic:nvPicPr>
                   <pic:blipFill>
-                    <a:blip r:embed="rId24"/>
+                    <a:blip r:embed="rId25"/>
                     <a:stretch>
                       <a:fillRect/>
                     </a:stretch>
@@ -2019,7 +2243,6 @@
           <w:sz w:val="20"/>
           <w:szCs w:val="20"/>
         </w:rPr>
-        <w:lastRenderedPageBreak/>
         <w:t>SQL Docker:</w:t>
       </w:r>
     </w:p>
@@ -2054,7 +2277,7 @@
                     <pic:cNvPicPr/>
                   </pic:nvPicPr>
                   <pic:blipFill>
-                    <a:blip r:embed="rId25"/>
+                    <a:blip r:embed="rId26"/>
                     <a:stretch>
                       <a:fillRect/>
                     </a:stretch>
@@ -2116,6 +2339,7 @@
           <w:sz w:val="20"/>
           <w:szCs w:val="20"/>
         </w:rPr>
+        <w:lastRenderedPageBreak/>
         <w:drawing>
           <wp:inline distT="0" distB="0" distL="0" distR="0" wp14:anchorId="510D28A7" wp14:editId="00DD6883">
             <wp:extent cx="5943600" cy="4314825"/>
@@ -2132,7 +2356,7 @@
                     <pic:cNvPicPr/>
                   </pic:nvPicPr>
                   <pic:blipFill>
-                    <a:blip r:embed="rId26"/>
+                    <a:blip r:embed="rId27"/>
                     <a:stretch>
                       <a:fillRect/>
                     </a:stretch>
@@ -2176,25 +2400,71 @@
           <w:sz w:val="20"/>
           <w:szCs w:val="20"/>
         </w:rPr>
-        <w:t>FOR THE ABOVE CONFIGURATION, if the table does not exist, we need to create using either mysql or using the docker file as following:</w:t>
-      </w:r>
-    </w:p>
-    <w:p>
-      <w:pPr>
-        <w:rPr>
-          <w:rFonts w:ascii="Bell MT" w:hAnsi="Bell MT" w:cs="Calibri Light"/>
-          <w:sz w:val="20"/>
-          <w:szCs w:val="20"/>
-        </w:rPr>
-      </w:pPr>
-      <w:r>
-        <w:rPr>
-          <w:rFonts w:ascii="Bell MT" w:hAnsi="Bell MT" w:cs="Calibri Light"/>
-          <w:sz w:val="20"/>
-          <w:szCs w:val="20"/>
-        </w:rPr>
-        <w:t>Creating a folder structure as: docker -&gt; mysql -&gt; init.sql</w:t>
-      </w:r>
+        <w:t xml:space="preserve">FOR THE ABOVE CONFIGURATION, if the table does not exist, we need to create using either </w:t>
+      </w:r>
+      <w:proofErr w:type="spellStart"/>
+      <w:r>
+        <w:rPr>
+          <w:rFonts w:ascii="Bell MT" w:hAnsi="Bell MT" w:cs="Calibri Light"/>
+          <w:sz w:val="20"/>
+          <w:szCs w:val="20"/>
+        </w:rPr>
+        <w:t>mysql</w:t>
+      </w:r>
+      <w:proofErr w:type="spellEnd"/>
+      <w:r>
+        <w:rPr>
+          <w:rFonts w:ascii="Bell MT" w:hAnsi="Bell MT" w:cs="Calibri Light"/>
+          <w:sz w:val="20"/>
+          <w:szCs w:val="20"/>
+        </w:rPr>
+        <w:t xml:space="preserve"> or using the docker file as following:</w:t>
+      </w:r>
+    </w:p>
+    <w:p>
+      <w:pPr>
+        <w:rPr>
+          <w:rFonts w:ascii="Bell MT" w:hAnsi="Bell MT" w:cs="Calibri Light"/>
+          <w:sz w:val="20"/>
+          <w:szCs w:val="20"/>
+        </w:rPr>
+      </w:pPr>
+      <w:r>
+        <w:rPr>
+          <w:rFonts w:ascii="Bell MT" w:hAnsi="Bell MT" w:cs="Calibri Light"/>
+          <w:sz w:val="20"/>
+          <w:szCs w:val="20"/>
+        </w:rPr>
+        <w:t xml:space="preserve">Creating a folder structure as: docker -&gt; </w:t>
+      </w:r>
+      <w:proofErr w:type="spellStart"/>
+      <w:r>
+        <w:rPr>
+          <w:rFonts w:ascii="Bell MT" w:hAnsi="Bell MT" w:cs="Calibri Light"/>
+          <w:sz w:val="20"/>
+          <w:szCs w:val="20"/>
+        </w:rPr>
+        <w:t>mysql</w:t>
+      </w:r>
+      <w:proofErr w:type="spellEnd"/>
+      <w:r>
+        <w:rPr>
+          <w:rFonts w:ascii="Bell MT" w:hAnsi="Bell MT" w:cs="Calibri Light"/>
+          <w:sz w:val="20"/>
+          <w:szCs w:val="20"/>
+        </w:rPr>
+        <w:t xml:space="preserve"> -&gt; </w:t>
+      </w:r>
+      <w:proofErr w:type="spellStart"/>
+      <w:r>
+        <w:rPr>
+          <w:rFonts w:ascii="Bell MT" w:hAnsi="Bell MT" w:cs="Calibri Light"/>
+          <w:sz w:val="20"/>
+          <w:szCs w:val="20"/>
+        </w:rPr>
+        <w:t>init.sql</w:t>
+      </w:r>
+      <w:proofErr w:type="spellEnd"/>
     </w:p>
     <w:p>
       <w:pPr>
@@ -2227,7 +2497,7 @@
                     <pic:cNvPicPr/>
                   </pic:nvPicPr>
                   <pic:blipFill>
-                    <a:blip r:embed="rId27"/>
+                    <a:blip r:embed="rId28"/>
                     <a:stretch>
                       <a:fillRect/>
                     </a:stretch>
@@ -2289,8 +2559,28 @@
           <w:sz w:val="20"/>
           <w:szCs w:val="20"/>
         </w:rPr>
-        <w:t>Docker-entrypoint-</w:t>
-      </w:r>
+        <w:lastRenderedPageBreak/>
+        <w:t>Docker-</w:t>
+      </w:r>
+      <w:proofErr w:type="spellStart"/>
+      <w:r>
+        <w:rPr>
+          <w:rFonts w:ascii="Bell MT" w:hAnsi="Bell MT" w:cs="Calibri Light"/>
+          <w:sz w:val="20"/>
+          <w:szCs w:val="20"/>
+        </w:rPr>
+        <w:t>entrypoint</w:t>
+      </w:r>
+      <w:proofErr w:type="spellEnd"/>
+      <w:r>
+        <w:rPr>
+          <w:rFonts w:ascii="Bell MT" w:hAnsi="Bell MT" w:cs="Calibri Light"/>
+          <w:sz w:val="20"/>
+          <w:szCs w:val="20"/>
+        </w:rPr>
+        <w:t>-</w:t>
+      </w:r>
+      <w:proofErr w:type="spellStart"/>
       <w:proofErr w:type="gramStart"/>
       <w:r>
         <w:rPr>
@@ -2300,6 +2590,7 @@
         </w:rPr>
         <w:t>initdb.d</w:t>
       </w:r>
+      <w:proofErr w:type="spellEnd"/>
       <w:proofErr w:type="gramEnd"/>
       <w:r>
         <w:rPr>
@@ -2307,7 +2598,25 @@
           <w:sz w:val="20"/>
           <w:szCs w:val="20"/>
         </w:rPr>
-        <w:t xml:space="preserve"> command would be executed whenever docker mysql container would be starting up:</w:t>
+        <w:t xml:space="preserve"> command would be executed whenever docker </w:t>
+      </w:r>
+      <w:proofErr w:type="spellStart"/>
+      <w:r>
+        <w:rPr>
+          <w:rFonts w:ascii="Bell MT" w:hAnsi="Bell MT" w:cs="Calibri Light"/>
+          <w:sz w:val="20"/>
+          <w:szCs w:val="20"/>
+        </w:rPr>
+        <w:t>mysql</w:t>
+      </w:r>
+      <w:proofErr w:type="spellEnd"/>
+      <w:r>
+        <w:rPr>
+          <w:rFonts w:ascii="Bell MT" w:hAnsi="Bell MT" w:cs="Calibri Light"/>
+          <w:sz w:val="20"/>
+          <w:szCs w:val="20"/>
+        </w:rPr>
+        <w:t xml:space="preserve"> container would be starting up:</w:t>
       </w:r>
       <w:r>
         <w:rPr>
@@ -2332,7 +2641,7 @@
                     <pic:cNvPicPr/>
                   </pic:nvPicPr>
                   <pic:blipFill>
-                    <a:blip r:embed="rId28"/>
+                    <a:blip r:embed="rId29"/>
                     <a:stretch>
                       <a:fillRect/>
                     </a:stretch>
@@ -2376,7 +2685,25 @@
           <w:sz w:val="20"/>
           <w:szCs w:val="20"/>
         </w:rPr>
-        <w:t>After adding this command, we docker compose command and we can verify that mysql database would be running:</w:t>
+        <w:t xml:space="preserve">After adding this command, we docker compose command and we can verify that </w:t>
+      </w:r>
+      <w:proofErr w:type="spellStart"/>
+      <w:r>
+        <w:rPr>
+          <w:rFonts w:ascii="Bell MT" w:hAnsi="Bell MT" w:cs="Calibri Light"/>
+          <w:sz w:val="20"/>
+          <w:szCs w:val="20"/>
+        </w:rPr>
+        <w:t>mysql</w:t>
+      </w:r>
+      <w:proofErr w:type="spellEnd"/>
+      <w:r>
+        <w:rPr>
+          <w:rFonts w:ascii="Bell MT" w:hAnsi="Bell MT" w:cs="Calibri Light"/>
+          <w:sz w:val="20"/>
+          <w:szCs w:val="20"/>
+        </w:rPr>
+        <w:t xml:space="preserve"> database would be running:</w:t>
       </w:r>
     </w:p>
     <w:p>
@@ -2394,7 +2721,6 @@
           <w:sz w:val="20"/>
           <w:szCs w:val="20"/>
         </w:rPr>
-        <w:lastRenderedPageBreak/>
         <w:drawing>
           <wp:inline distT="0" distB="0" distL="0" distR="0" wp14:anchorId="08EA3559" wp14:editId="158D98A7">
             <wp:extent cx="5943600" cy="2254250"/>
@@ -2411,7 +2737,7 @@
                     <pic:cNvPicPr/>
                   </pic:nvPicPr>
                   <pic:blipFill>
-                    <a:blip r:embed="rId29"/>
+                    <a:blip r:embed="rId30"/>
                     <a:stretch>
                       <a:fillRect/>
                     </a:stretch>
@@ -2500,6 +2826,7 @@
           <w:sz w:val="20"/>
           <w:szCs w:val="20"/>
         </w:rPr>
+        <w:lastRenderedPageBreak/>
         <w:drawing>
           <wp:inline distT="0" distB="0" distL="0" distR="0" wp14:anchorId="01B8990E" wp14:editId="2CA33597">
             <wp:extent cx="5943600" cy="1504315"/>
@@ -2516,7 +2843,7 @@
                     <pic:cNvPicPr/>
                   </pic:nvPicPr>
                   <pic:blipFill>
-                    <a:blip r:embed="rId30"/>
+                    <a:blip r:embed="rId31"/>
                     <a:stretch>
                       <a:fillRect/>
                     </a:stretch>
@@ -2594,7 +2921,7 @@
                     <pic:cNvPicPr/>
                   </pic:nvPicPr>
                   <pic:blipFill>
-                    <a:blip r:embed="rId31"/>
+                    <a:blip r:embed="rId32"/>
                     <a:stretch>
                       <a:fillRect/>
                     </a:stretch>
@@ -2638,7 +2965,25 @@
           <w:sz w:val="20"/>
           <w:szCs w:val="20"/>
         </w:rPr>
-        <w:t>As the “mysql” folder is already created and we need to delete that part.</w:t>
+        <w:t>As the “</w:t>
+      </w:r>
+      <w:proofErr w:type="spellStart"/>
+      <w:r>
+        <w:rPr>
+          <w:rFonts w:ascii="Bell MT" w:hAnsi="Bell MT" w:cs="Calibri Light"/>
+          <w:sz w:val="20"/>
+          <w:szCs w:val="20"/>
+        </w:rPr>
+        <w:t>mysql</w:t>
+      </w:r>
+      <w:proofErr w:type="spellEnd"/>
+      <w:r>
+        <w:rPr>
+          <w:rFonts w:ascii="Bell MT" w:hAnsi="Bell MT" w:cs="Calibri Light"/>
+          <w:sz w:val="20"/>
+          <w:szCs w:val="20"/>
+        </w:rPr>
+        <w:t>” folder is already created and we need to delete that part.</w:t>
       </w:r>
     </w:p>
     <w:p>
@@ -2672,7 +3017,7 @@
                     <pic:cNvPicPr/>
                   </pic:nvPicPr>
                   <pic:blipFill>
-                    <a:blip r:embed="rId32"/>
+                    <a:blip r:embed="rId33"/>
                     <a:stretch>
                       <a:fillRect/>
                     </a:stretch>
@@ -2716,7 +3061,25 @@
           <w:sz w:val="20"/>
           <w:szCs w:val="20"/>
         </w:rPr>
-        <w:t>And need to down the docker and again run the docker using docker compose and if you open the mysql logs in the docker again, there would logs of running the entry point as show in the below screenshot:</w:t>
+        <w:t xml:space="preserve">And need to down the docker and again run the docker using docker compose and if you open the </w:t>
+      </w:r>
+      <w:proofErr w:type="spellStart"/>
+      <w:r>
+        <w:rPr>
+          <w:rFonts w:ascii="Bell MT" w:hAnsi="Bell MT" w:cs="Calibri Light"/>
+          <w:sz w:val="20"/>
+          <w:szCs w:val="20"/>
+        </w:rPr>
+        <w:t>mysql</w:t>
+      </w:r>
+      <w:proofErr w:type="spellEnd"/>
+      <w:r>
+        <w:rPr>
+          <w:rFonts w:ascii="Bell MT" w:hAnsi="Bell MT" w:cs="Calibri Light"/>
+          <w:sz w:val="20"/>
+          <w:szCs w:val="20"/>
+        </w:rPr>
+        <w:t xml:space="preserve"> logs in the docker again, there would logs of running the entry point as show in the below screenshot:</w:t>
       </w:r>
     </w:p>
     <w:p>
@@ -2734,6 +3097,7 @@
           <w:sz w:val="20"/>
           <w:szCs w:val="20"/>
         </w:rPr>
+        <w:lastRenderedPageBreak/>
         <w:drawing>
           <wp:inline distT="0" distB="0" distL="0" distR="0" wp14:anchorId="2B83C710" wp14:editId="29CE03D9">
             <wp:extent cx="5943600" cy="2835910"/>
@@ -2750,7 +3114,7 @@
                     <pic:cNvPicPr/>
                   </pic:nvPicPr>
                   <pic:blipFill>
-                    <a:blip r:embed="rId33"/>
+                    <a:blip r:embed="rId34"/>
                     <a:stretch>
                       <a:fillRect/>
                     </a:stretch>
@@ -2785,7 +3149,25 @@
           <w:sz w:val="20"/>
           <w:szCs w:val="20"/>
         </w:rPr>
-        <w:t>After this if you run the SQL workbench, you would be seeing that order_service would be created.</w:t>
+        <w:t xml:space="preserve">After this if you run the SQL workbench, you would be seeing that </w:t>
+      </w:r>
+      <w:proofErr w:type="spellStart"/>
+      <w:r>
+        <w:rPr>
+          <w:rFonts w:ascii="Bell MT" w:hAnsi="Bell MT" w:cs="Calibri Light"/>
+          <w:sz w:val="20"/>
+          <w:szCs w:val="20"/>
+        </w:rPr>
+        <w:t>order_service</w:t>
+      </w:r>
+      <w:proofErr w:type="spellEnd"/>
+      <w:r>
+        <w:rPr>
+          <w:rFonts w:ascii="Bell MT" w:hAnsi="Bell MT" w:cs="Calibri Light"/>
+          <w:sz w:val="20"/>
+          <w:szCs w:val="20"/>
+        </w:rPr>
+        <w:t xml:space="preserve"> would be created.</w:t>
       </w:r>
     </w:p>
     <w:p>
@@ -2837,7 +3219,7 @@
                     <pic:cNvPicPr/>
                   </pic:nvPicPr>
                   <pic:blipFill>
-                    <a:blip r:embed="rId34"/>
+                    <a:blip r:embed="rId35"/>
                     <a:stretch>
                       <a:fillRect/>
                     </a:stretch>
@@ -2875,13 +3257,23 @@
           <w:szCs w:val="20"/>
         </w:rPr>
       </w:pPr>
-      <w:r>
-        <w:rPr>
-          <w:rFonts w:ascii="Bell MT" w:hAnsi="Bell MT" w:cs="Calibri Light"/>
-          <w:sz w:val="20"/>
-          <w:szCs w:val="20"/>
-        </w:rPr>
-        <w:t>OrderRequest record class:</w:t>
+      <w:proofErr w:type="spellStart"/>
+      <w:r>
+        <w:rPr>
+          <w:rFonts w:ascii="Bell MT" w:hAnsi="Bell MT" w:cs="Calibri Light"/>
+          <w:sz w:val="20"/>
+          <w:szCs w:val="20"/>
+        </w:rPr>
+        <w:t>OrderRequest</w:t>
+      </w:r>
+      <w:proofErr w:type="spellEnd"/>
+      <w:r>
+        <w:rPr>
+          <w:rFonts w:ascii="Bell MT" w:hAnsi="Bell MT" w:cs="Calibri Light"/>
+          <w:sz w:val="20"/>
+          <w:szCs w:val="20"/>
+        </w:rPr>
+        <w:t xml:space="preserve"> record class:</w:t>
       </w:r>
     </w:p>
     <w:p>
@@ -2916,7 +3308,7 @@
                     <pic:cNvPicPr/>
                   </pic:nvPicPr>
                   <pic:blipFill>
-                    <a:blip r:embed="rId35"/>
+                    <a:blip r:embed="rId36"/>
                     <a:stretch>
                       <a:fillRect/>
                     </a:stretch>
@@ -2954,13 +3346,23 @@
           <w:szCs w:val="20"/>
         </w:rPr>
       </w:pPr>
-      <w:r>
-        <w:rPr>
-          <w:rFonts w:ascii="Bell MT" w:hAnsi="Bell MT" w:cs="Calibri Light"/>
-          <w:sz w:val="20"/>
-          <w:szCs w:val="20"/>
-        </w:rPr>
-        <w:t>Spring.jpa.hiberate.ddl.auto=none, we can use this as none but cannot use this as create in production.</w:t>
+      <w:proofErr w:type="spellStart"/>
+      <w:r>
+        <w:rPr>
+          <w:rFonts w:ascii="Bell MT" w:hAnsi="Bell MT" w:cs="Calibri Light"/>
+          <w:sz w:val="20"/>
+          <w:szCs w:val="20"/>
+        </w:rPr>
+        <w:t>Spring.jpa.hiberate.ddl.auto</w:t>
+      </w:r>
+      <w:proofErr w:type="spellEnd"/>
+      <w:r>
+        <w:rPr>
+          <w:rFonts w:ascii="Bell MT" w:hAnsi="Bell MT" w:cs="Calibri Light"/>
+          <w:sz w:val="20"/>
+          <w:szCs w:val="20"/>
+        </w:rPr>
+        <w:t>=none, we can use this as none but cannot use this as create in production.</w:t>
       </w:r>
     </w:p>
     <w:p>
@@ -3046,6 +3448,7 @@
         </w:rPr>
         <w:t xml:space="preserve">The scripts are under </w:t>
       </w:r>
+      <w:proofErr w:type="spellStart"/>
       <w:proofErr w:type="gramStart"/>
       <w:r>
         <w:rPr>
@@ -3055,6 +3458,7 @@
         </w:rPr>
         <w:t>db.migration</w:t>
       </w:r>
+      <w:proofErr w:type="spellEnd"/>
       <w:proofErr w:type="gramEnd"/>
       <w:r>
         <w:rPr>
@@ -3113,7 +3517,7 @@
                     <pic:cNvPicPr/>
                   </pic:nvPicPr>
                   <pic:blipFill>
-                    <a:blip r:embed="rId36"/>
+                    <a:blip r:embed="rId37"/>
                     <a:stretch>
                       <a:fillRect/>
                     </a:stretch>
@@ -3222,7 +3626,7 @@
                     <pic:cNvPicPr/>
                   </pic:nvPicPr>
                   <pic:blipFill>
-                    <a:blip r:embed="rId37"/>
+                    <a:blip r:embed="rId38"/>
                     <a:stretch>
                       <a:fillRect/>
                     </a:stretch>
@@ -3300,7 +3704,7 @@
                     <pic:cNvPicPr/>
                   </pic:nvPicPr>
                   <pic:blipFill>
-                    <a:blip r:embed="rId38"/>
+                    <a:blip r:embed="rId39"/>
                     <a:stretch>
                       <a:fillRect/>
                     </a:stretch>
@@ -3378,7 +3782,7 @@
                     <pic:cNvPicPr/>
                   </pic:nvPicPr>
                   <pic:blipFill>
-                    <a:blip r:embed="rId39"/>
+                    <a:blip r:embed="rId40"/>
                     <a:stretch>
                       <a:fillRect/>
                     </a:stretch>
@@ -3457,7 +3861,7 @@
                     <pic:cNvPicPr/>
                   </pic:nvPicPr>
                   <pic:blipFill>
-                    <a:blip r:embed="rId40"/>
+                    <a:blip r:embed="rId41"/>
                     <a:stretch>
                       <a:fillRect/>
                     </a:stretch>
@@ -3492,7 +3896,43 @@
           <w:sz w:val="20"/>
           <w:szCs w:val="20"/>
         </w:rPr>
-        <w:t>So, when the tables are getting created, there is one more table that is getting created for the flyway_schema_history, which shows which script has been created for the flyway_schema:</w:t>
+        <w:t xml:space="preserve">So, when the tables are getting created, there is one more table that is getting created for the </w:t>
+      </w:r>
+      <w:proofErr w:type="spellStart"/>
+      <w:r>
+        <w:rPr>
+          <w:rFonts w:ascii="Bell MT" w:hAnsi="Bell MT" w:cs="Calibri Light"/>
+          <w:sz w:val="20"/>
+          <w:szCs w:val="20"/>
+        </w:rPr>
+        <w:t>flyway_schema_history</w:t>
+      </w:r>
+      <w:proofErr w:type="spellEnd"/>
+      <w:r>
+        <w:rPr>
+          <w:rFonts w:ascii="Bell MT" w:hAnsi="Bell MT" w:cs="Calibri Light"/>
+          <w:sz w:val="20"/>
+          <w:szCs w:val="20"/>
+        </w:rPr>
+        <w:t xml:space="preserve">, which shows which script has been created for the </w:t>
+      </w:r>
+      <w:proofErr w:type="spellStart"/>
+      <w:r>
+        <w:rPr>
+          <w:rFonts w:ascii="Bell MT" w:hAnsi="Bell MT" w:cs="Calibri Light"/>
+          <w:sz w:val="20"/>
+          <w:szCs w:val="20"/>
+        </w:rPr>
+        <w:t>flyway_schema</w:t>
+      </w:r>
+      <w:proofErr w:type="spellEnd"/>
+      <w:r>
+        <w:rPr>
+          <w:rFonts w:ascii="Bell MT" w:hAnsi="Bell MT" w:cs="Calibri Light"/>
+          <w:sz w:val="20"/>
+          <w:szCs w:val="20"/>
+        </w:rPr>
+        <w:t>:</w:t>
       </w:r>
     </w:p>
     <w:p>
@@ -3526,7 +3966,7 @@
                     <pic:cNvPicPr/>
                   </pic:nvPicPr>
                   <pic:blipFill>
-                    <a:blip r:embed="rId41"/>
+                    <a:blip r:embed="rId42"/>
                     <a:stretch>
                       <a:fillRect/>
                     </a:stretch>
@@ -3668,7 +4108,7 @@
                     <pic:cNvPicPr/>
                   </pic:nvPicPr>
                   <pic:blipFill>
-                    <a:blip r:embed="rId42"/>
+                    <a:blip r:embed="rId43"/>
                     <a:stretch>
                       <a:fillRect/>
                     </a:stretch>
@@ -3720,7 +4160,7 @@
                     <pic:cNvPicPr/>
                   </pic:nvPicPr>
                   <pic:blipFill>
-                    <a:blip r:embed="rId43"/>
+                    <a:blip r:embed="rId44"/>
                     <a:stretch>
                       <a:fillRect/>
                     </a:stretch>
@@ -3793,7 +4233,6 @@
         </w:rPr>
         <w:t xml:space="preserve">If we want to inject the constructor dependency in the </w:t>
       </w:r>
-      <w:proofErr w:type="gramStart"/>
       <w:r>
         <w:rPr>
           <w:rFonts w:ascii="Bell MT" w:hAnsi="Bell MT" w:cs="Calibri Light"/>
@@ -3805,9 +4244,8 @@
           <w:szCs w:val="20"/>
           <w:highlight w:val="yellow"/>
         </w:rPr>
-        <w:t>class</w:t>
-      </w:r>
-      <w:proofErr w:type="gramEnd"/>
+        <w:t>class,</w:t>
+      </w:r>
       <w:r>
         <w:rPr>
           <w:rFonts w:ascii="Bell MT" w:hAnsi="Bell MT" w:cs="Calibri Light"/>
@@ -3858,7 +4296,63 @@
           <w:szCs w:val="20"/>
           <w:highlight w:val="yellow"/>
         </w:rPr>
-        <w:t>We need to use the IsgreaterThanEqual instead of IsGreaterThanEquals in the database repository.</w:t>
+        <w:t xml:space="preserve">We need to use the </w:t>
+      </w:r>
+      <w:proofErr w:type="spellStart"/>
+      <w:r>
+        <w:rPr>
+          <w:rFonts w:ascii="Bell MT" w:hAnsi="Bell MT" w:cs="Calibri Light"/>
+          <w:b/>
+          <w:bCs/>
+          <w:i/>
+          <w:iCs/>
+          <w:sz w:val="20"/>
+          <w:szCs w:val="20"/>
+          <w:highlight w:val="yellow"/>
+        </w:rPr>
+        <w:t>IsgreaterThanEqual</w:t>
+      </w:r>
+      <w:proofErr w:type="spellEnd"/>
+      <w:r>
+        <w:rPr>
+          <w:rFonts w:ascii="Bell MT" w:hAnsi="Bell MT" w:cs="Calibri Light"/>
+          <w:b/>
+          <w:bCs/>
+          <w:i/>
+          <w:iCs/>
+          <w:sz w:val="20"/>
+          <w:szCs w:val="20"/>
+          <w:highlight w:val="yellow"/>
+        </w:rPr>
+        <w:t xml:space="preserve"> instead of </w:t>
+      </w:r>
+      <w:proofErr w:type="spellStart"/>
+      <w:r>
+        <w:rPr>
+          <w:rFonts w:ascii="Bell MT" w:hAnsi="Bell MT" w:cs="Calibri Light"/>
+          <w:b/>
+          <w:bCs/>
+          <w:i/>
+          <w:iCs/>
+          <w:sz w:val="20"/>
+          <w:szCs w:val="20"/>
+          <w:highlight w:val="yellow"/>
+        </w:rPr>
+        <w:t>IsGreaterThanEquals</w:t>
+      </w:r>
+      <w:proofErr w:type="spellEnd"/>
+      <w:r>
+        <w:rPr>
+          <w:rFonts w:ascii="Bell MT" w:hAnsi="Bell MT" w:cs="Calibri Light"/>
+          <w:b/>
+          <w:bCs/>
+          <w:i/>
+          <w:iCs/>
+          <w:sz w:val="20"/>
+          <w:szCs w:val="20"/>
+          <w:highlight w:val="yellow"/>
+        </w:rPr>
+        <w:t xml:space="preserve"> in the database repository.</w:t>
       </w:r>
     </w:p>
     <w:p>
@@ -4100,7 +4594,7 @@
                     <pic:cNvPicPr/>
                   </pic:nvPicPr>
                   <pic:blipFill>
-                    <a:blip r:embed="rId44"/>
+                    <a:blip r:embed="rId45"/>
                     <a:stretch>
                       <a:fillRect/>
                     </a:stretch>
@@ -4162,7 +4656,7 @@
                     <pic:cNvPicPr/>
                   </pic:nvPicPr>
                   <pic:blipFill>
-                    <a:blip r:embed="rId45"/>
+                    <a:blip r:embed="rId46"/>
                     <a:stretch>
                       <a:fillRect/>
                     </a:stretch>
@@ -4240,7 +4734,7 @@
                     <pic:cNvPicPr/>
                   </pic:nvPicPr>
                   <pic:blipFill>
-                    <a:blip r:embed="rId46"/>
+                    <a:blip r:embed="rId47"/>
                     <a:stretch>
                       <a:fillRect/>
                     </a:stretch>
@@ -4293,7 +4787,7 @@
                     <pic:cNvPicPr/>
                   </pic:nvPicPr>
                   <pic:blipFill>
-                    <a:blip r:embed="rId47"/>
+                    <a:blip r:embed="rId48"/>
                     <a:stretch>
                       <a:fillRect/>
                     </a:stretch>
@@ -4371,7 +4865,7 @@
                     <pic:cNvPicPr/>
                   </pic:nvPicPr>
                   <pic:blipFill>
-                    <a:blip r:embed="rId48"/>
+                    <a:blip r:embed="rId49"/>
                     <a:stretch>
                       <a:fillRect/>
                     </a:stretch>
@@ -4449,7 +4943,7 @@
                     <pic:cNvPicPr/>
                   </pic:nvPicPr>
                   <pic:blipFill>
-                    <a:blip r:embed="rId49"/>
+                    <a:blip r:embed="rId50"/>
                     <a:stretch>
                       <a:fillRect/>
                     </a:stretch>
@@ -4528,7 +5022,7 @@
                     <pic:cNvPicPr/>
                   </pic:nvPicPr>
                   <pic:blipFill>
-                    <a:blip r:embed="rId50"/>
+                    <a:blip r:embed="rId51"/>
                     <a:stretch>
                       <a:fillRect/>
                     </a:stretch>
@@ -4616,18 +5110,34 @@
           <w:sz w:val="20"/>
           <w:szCs w:val="20"/>
         </w:rPr>
-        <w:t xml:space="preserve">We need to use the new name of the container_name as other </w:t>
-      </w:r>
-      <w:proofErr w:type="gramStart"/>
-      <w:r>
-        <w:rPr>
-          <w:rFonts w:ascii="Bell MT" w:hAnsi="Bell MT" w:cs="Calibri Light"/>
-          <w:sz w:val="20"/>
-          <w:szCs w:val="20"/>
-        </w:rPr>
-        <w:t>and also</w:t>
-      </w:r>
-      <w:proofErr w:type="gramEnd"/>
+        <w:t xml:space="preserve">We need to use the new name of the </w:t>
+      </w:r>
+      <w:proofErr w:type="spellStart"/>
+      <w:r>
+        <w:rPr>
+          <w:rFonts w:ascii="Bell MT" w:hAnsi="Bell MT" w:cs="Calibri Light"/>
+          <w:sz w:val="20"/>
+          <w:szCs w:val="20"/>
+        </w:rPr>
+        <w:t>container_name</w:t>
+      </w:r>
+      <w:proofErr w:type="spellEnd"/>
+      <w:r>
+        <w:rPr>
+          <w:rFonts w:ascii="Bell MT" w:hAnsi="Bell MT" w:cs="Calibri Light"/>
+          <w:sz w:val="20"/>
+          <w:szCs w:val="20"/>
+        </w:rPr>
+        <w:t xml:space="preserve"> as other </w:t>
+      </w:r>
+      <w:r>
+        <w:rPr>
+          <w:rFonts w:ascii="Bell MT" w:hAnsi="Bell MT" w:cs="Calibri Light"/>
+          <w:sz w:val="20"/>
+          <w:szCs w:val="20"/>
+        </w:rPr>
+        <w:t>and</w:t>
+      </w:r>
       <w:r>
         <w:rPr>
           <w:rFonts w:ascii="Bell MT" w:hAnsi="Bell MT" w:cs="Calibri Light"/>
@@ -4676,7 +5186,7 @@
                     <pic:cNvPicPr/>
                   </pic:nvPicPr>
                   <pic:blipFill>
-                    <a:blip r:embed="rId51"/>
+                    <a:blip r:embed="rId52"/>
                     <a:stretch>
                       <a:fillRect/>
                     </a:stretch>
@@ -4754,7 +5264,7 @@
                     <pic:cNvPicPr/>
                   </pic:nvPicPr>
                   <pic:blipFill>
-                    <a:blip r:embed="rId52"/>
+                    <a:blip r:embed="rId53"/>
                     <a:stretch>
                       <a:fillRect/>
                     </a:stretch>
@@ -4832,16 +5342,14 @@
         </w:rPr>
         <w:t xml:space="preserve">, so we need to mock the same to test this. </w:t>
       </w:r>
-      <w:proofErr w:type="gramStart"/>
-      <w:r>
-        <w:rPr>
-          <w:rFonts w:ascii="Bell MT" w:hAnsi="Bell MT" w:cs="Calibri Light"/>
-          <w:sz w:val="20"/>
-          <w:szCs w:val="20"/>
-        </w:rPr>
-        <w:t>And also</w:t>
-      </w:r>
-      <w:proofErr w:type="gramEnd"/>
+      <w:r>
+        <w:rPr>
+          <w:rFonts w:ascii="Bell MT" w:hAnsi="Bell MT" w:cs="Calibri Light"/>
+          <w:sz w:val="20"/>
+          <w:szCs w:val="20"/>
+        </w:rPr>
+        <w:t>And</w:t>
+      </w:r>
       <w:r>
         <w:rPr>
           <w:rFonts w:ascii="Bell MT" w:hAnsi="Bell MT" w:cs="Calibri Light"/>
@@ -4882,7 +5390,39 @@
           <w:sz w:val="20"/>
           <w:szCs w:val="20"/>
         </w:rPr>
-        <w:t xml:space="preserve">But with the wiremock, we can mock out the API, as well we can </w:t>
+        <w:t xml:space="preserve">But with the </w:t>
+      </w:r>
+      <w:r>
+        <w:rPr>
+          <w:rFonts w:ascii="Bell MT" w:hAnsi="Bell MT" w:cs="Calibri Light"/>
+          <w:sz w:val="20"/>
+          <w:szCs w:val="20"/>
+        </w:rPr>
+        <w:t>WIREMOCK</w:t>
+      </w:r>
+      <w:r>
+        <w:rPr>
+          <w:rFonts w:ascii="Bell MT" w:hAnsi="Bell MT" w:cs="Calibri Light"/>
+          <w:sz w:val="20"/>
+          <w:szCs w:val="20"/>
+        </w:rPr>
+        <w:t xml:space="preserve">, we can mock out the API, as well </w:t>
+      </w:r>
+      <w:r>
+        <w:rPr>
+          <w:rFonts w:ascii="Bell MT" w:hAnsi="Bell MT" w:cs="Calibri Light"/>
+          <w:sz w:val="20"/>
+          <w:szCs w:val="20"/>
+        </w:rPr>
+        <w:t xml:space="preserve">as </w:t>
+      </w:r>
+      <w:r>
+        <w:rPr>
+          <w:rFonts w:ascii="Bell MT" w:hAnsi="Bell MT" w:cs="Calibri Light"/>
+          <w:sz w:val="20"/>
+          <w:szCs w:val="20"/>
+        </w:rPr>
+        <w:t xml:space="preserve">we can </w:t>
       </w:r>
       <w:proofErr w:type="gramStart"/>
       <w:r>
@@ -4935,7 +5475,7 @@
                     <pic:cNvPicPr/>
                   </pic:nvPicPr>
                   <pic:blipFill>
-                    <a:blip r:embed="rId53"/>
+                    <a:blip r:embed="rId54"/>
                     <a:stretch>
                       <a:fillRect/>
                     </a:stretch>
@@ -4979,24 +5519,80 @@
           <w:sz w:val="20"/>
           <w:szCs w:val="20"/>
         </w:rPr>
-        <w:t>Order service will call the wiremock stub and it stub the call to the inventory service.</w:t>
-      </w:r>
-    </w:p>
-    <w:p>
-      <w:pPr>
-        <w:rPr>
-          <w:rFonts w:ascii="Bell MT" w:hAnsi="Bell MT" w:cs="Calibri Light"/>
-          <w:sz w:val="20"/>
-          <w:szCs w:val="20"/>
-        </w:rPr>
-      </w:pPr>
-      <w:r>
-        <w:rPr>
-          <w:rFonts w:ascii="Bell MT" w:hAnsi="Bell MT" w:cs="Calibri Light"/>
-          <w:sz w:val="20"/>
-          <w:szCs w:val="20"/>
-        </w:rPr>
-        <w:t>There is one dependency needed for the wiremock which needs to be injected in the pom.xml file.</w:t>
+        <w:t xml:space="preserve">Order service will call the </w:t>
+      </w:r>
+      <w:r>
+        <w:rPr>
+          <w:rFonts w:ascii="Bell MT" w:hAnsi="Bell MT" w:cs="Calibri Light"/>
+          <w:sz w:val="20"/>
+          <w:szCs w:val="20"/>
+        </w:rPr>
+        <w:t>WIREMOCK</w:t>
+      </w:r>
+      <w:r>
+        <w:rPr>
+          <w:rFonts w:ascii="Bell MT" w:hAnsi="Bell MT" w:cs="Calibri Light"/>
+          <w:sz w:val="20"/>
+          <w:szCs w:val="20"/>
+        </w:rPr>
+        <w:t xml:space="preserve"> </w:t>
+      </w:r>
+      <w:r>
+        <w:rPr>
+          <w:rFonts w:ascii="Bell MT" w:hAnsi="Bell MT" w:cs="Calibri Light"/>
+          <w:sz w:val="20"/>
+          <w:szCs w:val="20"/>
+        </w:rPr>
+        <w:t>stub,</w:t>
+      </w:r>
+      <w:r>
+        <w:rPr>
+          <w:rFonts w:ascii="Bell MT" w:hAnsi="Bell MT" w:cs="Calibri Light"/>
+          <w:sz w:val="20"/>
+          <w:szCs w:val="20"/>
+        </w:rPr>
+        <w:t xml:space="preserve"> and it stub the call to the inventory service.</w:t>
+      </w:r>
+    </w:p>
+    <w:p>
+      <w:pPr>
+        <w:rPr>
+          <w:rFonts w:ascii="Bell MT" w:hAnsi="Bell MT" w:cs="Calibri Light"/>
+          <w:sz w:val="20"/>
+          <w:szCs w:val="20"/>
+        </w:rPr>
+      </w:pPr>
+      <w:r>
+        <w:rPr>
+          <w:rFonts w:ascii="Bell MT" w:hAnsi="Bell MT" w:cs="Calibri Light"/>
+          <w:sz w:val="20"/>
+          <w:szCs w:val="20"/>
+        </w:rPr>
+        <w:t xml:space="preserve">There is one dependency needed for the </w:t>
+      </w:r>
+      <w:r>
+        <w:rPr>
+          <w:rFonts w:ascii="Bell MT" w:hAnsi="Bell MT" w:cs="Calibri Light"/>
+          <w:sz w:val="20"/>
+          <w:szCs w:val="20"/>
+        </w:rPr>
+        <w:t>WIREMOCK</w:t>
+      </w:r>
+      <w:r>
+        <w:rPr>
+          <w:rFonts w:ascii="Bell MT" w:hAnsi="Bell MT" w:cs="Calibri Light"/>
+          <w:sz w:val="20"/>
+          <w:szCs w:val="20"/>
+        </w:rPr>
+        <w:t xml:space="preserve"> </w:t>
+      </w:r>
+      <w:r>
+        <w:rPr>
+          <w:rFonts w:ascii="Bell MT" w:hAnsi="Bell MT" w:cs="Calibri Light"/>
+          <w:sz w:val="20"/>
+          <w:szCs w:val="20"/>
+        </w:rPr>
+        <w:t>which needs to be injected in the pom.xml file.</w:t>
       </w:r>
     </w:p>
     <w:p>
@@ -5030,7 +5626,7 @@
                     <pic:cNvPicPr/>
                   </pic:nvPicPr>
                   <pic:blipFill>
-                    <a:blip r:embed="rId54"/>
+                    <a:blip r:embed="rId55"/>
                     <a:stretch>
                       <a:fillRect/>
                     </a:stretch>
@@ -5074,30 +5670,77 @@
           <w:sz w:val="20"/>
           <w:szCs w:val="20"/>
         </w:rPr>
-        <w:t>We need to configure the wiremock using the @AutoConfigurationWireMock(port=0) at the top which would enables the wiremock server, and port =0 means the server can use any random port for that.</w:t>
-      </w:r>
-    </w:p>
-    <w:p>
-      <w:pPr>
-        <w:rPr>
-          <w:rFonts w:ascii="Bell MT" w:hAnsi="Bell MT" w:cs="Calibri Light"/>
-          <w:sz w:val="20"/>
-          <w:szCs w:val="20"/>
-        </w:rPr>
-      </w:pPr>
-      <w:r>
-        <w:rPr>
-          <w:rFonts w:ascii="Bell MT" w:hAnsi="Bell MT" w:cs="Calibri Light"/>
-          <w:noProof/>
+        <w:t xml:space="preserve">We need to configure the </w:t>
+      </w:r>
+      <w:r>
+        <w:rPr>
+          <w:rFonts w:ascii="Bell MT" w:hAnsi="Bell MT" w:cs="Calibri Light"/>
+          <w:sz w:val="20"/>
+          <w:szCs w:val="20"/>
+        </w:rPr>
+        <w:t>WIREMOCK</w:t>
+      </w:r>
+      <w:r>
+        <w:rPr>
+          <w:rFonts w:ascii="Bell MT" w:hAnsi="Bell MT" w:cs="Calibri Light"/>
+          <w:sz w:val="20"/>
+          <w:szCs w:val="20"/>
+        </w:rPr>
+        <w:t xml:space="preserve"> </w:t>
+      </w:r>
+      <w:r>
+        <w:rPr>
+          <w:rFonts w:ascii="Bell MT" w:hAnsi="Bell MT" w:cs="Calibri Light"/>
+          <w:sz w:val="20"/>
+          <w:szCs w:val="20"/>
+        </w:rPr>
+        <w:t xml:space="preserve">using the @AutoConfigurationWireMock(port=0) at the top which would enables the </w:t>
+      </w:r>
+      <w:r>
+        <w:rPr>
+          <w:rFonts w:ascii="Bell MT" w:hAnsi="Bell MT" w:cs="Calibri Light"/>
+          <w:sz w:val="20"/>
+          <w:szCs w:val="20"/>
+        </w:rPr>
+        <w:t>WIREMOCK</w:t>
+      </w:r>
+      <w:r>
+        <w:rPr>
+          <w:rFonts w:ascii="Bell MT" w:hAnsi="Bell MT" w:cs="Calibri Light"/>
+          <w:sz w:val="20"/>
+          <w:szCs w:val="20"/>
+        </w:rPr>
+        <w:t xml:space="preserve"> </w:t>
+      </w:r>
+      <w:r>
+        <w:rPr>
+          <w:rFonts w:ascii="Bell MT" w:hAnsi="Bell MT" w:cs="Calibri Light"/>
+          <w:sz w:val="20"/>
+          <w:szCs w:val="20"/>
+        </w:rPr>
+        <w:t>server, and port =0 means the server can use any random port for that.</w:t>
+      </w:r>
+    </w:p>
+    <w:p>
+      <w:pPr>
+        <w:rPr>
+          <w:rFonts w:ascii="Bell MT" w:hAnsi="Bell MT" w:cs="Calibri Light"/>
+          <w:sz w:val="20"/>
+          <w:szCs w:val="20"/>
+        </w:rPr>
+      </w:pPr>
+      <w:r>
+        <w:rPr>
+          <w:rFonts w:ascii="Bell MT" w:hAnsi="Bell MT" w:cs="Calibri Light"/>
           <w:sz w:val="20"/>
           <w:szCs w:val="20"/>
         </w:rPr>
         <w:lastRenderedPageBreak/>
         <w:drawing>
-          <wp:inline distT="0" distB="0" distL="0" distR="0" wp14:anchorId="4DBC3B3F" wp14:editId="1E7B8BFA">
-            <wp:extent cx="5943600" cy="2575560"/>
+          <wp:inline distT="0" distB="0" distL="0" distR="0" wp14:anchorId="66B2244D" wp14:editId="138C8C37">
+            <wp:extent cx="5943600" cy="2211070"/>
             <wp:effectExtent l="0" t="0" r="0" b="0"/>
-            <wp:docPr id="1846363100" name="Picture 1" descr="A screenshot of a computer program&#10;&#10;AI-generated content may be incorrect."/>
+            <wp:docPr id="501949304" name="Picture 1"/>
             <wp:cNvGraphicFramePr>
               <a:graphicFrameLocks xmlns:a="http://schemas.openxmlformats.org/drawingml/2006/main" noChangeAspect="1"/>
             </wp:cNvGraphicFramePr>
@@ -5105,85 +5748,7 @@
               <a:graphicData uri="http://schemas.openxmlformats.org/drawingml/2006/picture">
                 <pic:pic xmlns:pic="http://schemas.openxmlformats.org/drawingml/2006/picture">
                   <pic:nvPicPr>
-                    <pic:cNvPr id="1846363100" name="Picture 1" descr="A screenshot of a computer program&#10;&#10;AI-generated content may be incorrect."/>
-                    <pic:cNvPicPr/>
-                  </pic:nvPicPr>
-                  <pic:blipFill>
-                    <a:blip r:embed="rId55"/>
-                    <a:stretch>
-                      <a:fillRect/>
-                    </a:stretch>
-                  </pic:blipFill>
-                  <pic:spPr>
-                    <a:xfrm>
-                      <a:off x="0" y="0"/>
-                      <a:ext cx="5943600" cy="2575560"/>
-                    </a:xfrm>
-                    <a:prstGeom prst="rect">
-                      <a:avLst/>
-                    </a:prstGeom>
-                  </pic:spPr>
-                </pic:pic>
-              </a:graphicData>
-            </a:graphic>
-          </wp:inline>
-        </w:drawing>
-      </w:r>
-    </w:p>
-    <w:p>
-      <w:pPr>
-        <w:rPr>
-          <w:rFonts w:ascii="Bell MT" w:hAnsi="Bell MT" w:cs="Calibri Light"/>
-          <w:sz w:val="20"/>
-          <w:szCs w:val="20"/>
-        </w:rPr>
-      </w:pPr>
-    </w:p>
-    <w:p>
-      <w:pPr>
-        <w:rPr>
-          <w:rFonts w:ascii="Bell MT" w:hAnsi="Bell MT" w:cs="Calibri Light"/>
-          <w:sz w:val="20"/>
-          <w:szCs w:val="20"/>
-        </w:rPr>
-      </w:pPr>
-      <w:r>
-        <w:rPr>
-          <w:rFonts w:ascii="Bell MT" w:hAnsi="Bell MT" w:cs="Calibri Light"/>
-          <w:sz w:val="20"/>
-          <w:szCs w:val="20"/>
-        </w:rPr>
-        <w:t>So, we need to create a new package for the stub method which needs to be called inside the test service.</w:t>
-      </w:r>
-    </w:p>
-    <w:p>
-      <w:pPr>
-        <w:rPr>
-          <w:rFonts w:ascii="Bell MT" w:hAnsi="Bell MT" w:cs="Calibri Light"/>
-          <w:sz w:val="20"/>
-          <w:szCs w:val="20"/>
-        </w:rPr>
-      </w:pPr>
-      <w:r>
-        <w:rPr>
-          <w:rFonts w:ascii="Bell MT" w:hAnsi="Bell MT" w:cs="Calibri Light"/>
-          <w:noProof/>
-          <w:sz w:val="20"/>
-          <w:szCs w:val="20"/>
-        </w:rPr>
-        <w:drawing>
-          <wp:inline distT="0" distB="0" distL="0" distR="0" wp14:anchorId="7C56F901" wp14:editId="28D3AFD6">
-            <wp:extent cx="5943600" cy="2123440"/>
-            <wp:effectExtent l="0" t="0" r="0" b="0"/>
-            <wp:docPr id="464137909" name="Picture 1"/>
-            <wp:cNvGraphicFramePr>
-              <a:graphicFrameLocks xmlns:a="http://schemas.openxmlformats.org/drawingml/2006/main" noChangeAspect="1"/>
-            </wp:cNvGraphicFramePr>
-            <a:graphic xmlns:a="http://schemas.openxmlformats.org/drawingml/2006/main">
-              <a:graphicData uri="http://schemas.openxmlformats.org/drawingml/2006/picture">
-                <pic:pic xmlns:pic="http://schemas.openxmlformats.org/drawingml/2006/picture">
-                  <pic:nvPicPr>
-                    <pic:cNvPr id="464137909" name=""/>
+                    <pic:cNvPr id="501949304" name=""/>
                     <pic:cNvPicPr/>
                   </pic:nvPicPr>
                   <pic:blipFill>
@@ -5195,7 +5760,7 @@
                   <pic:spPr>
                     <a:xfrm>
                       <a:off x="0" y="0"/>
-                      <a:ext cx="5943600" cy="2123440"/>
+                      <a:ext cx="5943600" cy="2211070"/>
                     </a:xfrm>
                     <a:prstGeom prst="rect">
                       <a:avLst/>
@@ -5231,6 +5796,83 @@
           <w:sz w:val="20"/>
           <w:szCs w:val="20"/>
         </w:rPr>
+        <w:t>So, we need to create a new package for the stub method which needs to be called inside the test service.</w:t>
+      </w:r>
+    </w:p>
+    <w:p>
+      <w:pPr>
+        <w:rPr>
+          <w:rFonts w:ascii="Bell MT" w:hAnsi="Bell MT" w:cs="Calibri Light"/>
+          <w:sz w:val="20"/>
+          <w:szCs w:val="20"/>
+        </w:rPr>
+      </w:pPr>
+      <w:r>
+        <w:rPr>
+          <w:rFonts w:ascii="Bell MT" w:hAnsi="Bell MT" w:cs="Calibri Light"/>
+          <w:sz w:val="20"/>
+          <w:szCs w:val="20"/>
+        </w:rPr>
+        <w:drawing>
+          <wp:inline distT="0" distB="0" distL="0" distR="0" wp14:anchorId="1C286365" wp14:editId="793548AB">
+            <wp:extent cx="5943600" cy="1414780"/>
+            <wp:effectExtent l="0" t="0" r="0" b="0"/>
+            <wp:docPr id="1014957073" name="Picture 1" descr="A computer screen shot of a computer program&#10;&#10;AI-generated content may be incorrect."/>
+            <wp:cNvGraphicFramePr>
+              <a:graphicFrameLocks xmlns:a="http://schemas.openxmlformats.org/drawingml/2006/main" noChangeAspect="1"/>
+            </wp:cNvGraphicFramePr>
+            <a:graphic xmlns:a="http://schemas.openxmlformats.org/drawingml/2006/main">
+              <a:graphicData uri="http://schemas.openxmlformats.org/drawingml/2006/picture">
+                <pic:pic xmlns:pic="http://schemas.openxmlformats.org/drawingml/2006/picture">
+                  <pic:nvPicPr>
+                    <pic:cNvPr id="1014957073" name="Picture 1" descr="A computer screen shot of a computer program&#10;&#10;AI-generated content may be incorrect."/>
+                    <pic:cNvPicPr/>
+                  </pic:nvPicPr>
+                  <pic:blipFill>
+                    <a:blip r:embed="rId57"/>
+                    <a:stretch>
+                      <a:fillRect/>
+                    </a:stretch>
+                  </pic:blipFill>
+                  <pic:spPr>
+                    <a:xfrm>
+                      <a:off x="0" y="0"/>
+                      <a:ext cx="5943600" cy="1414780"/>
+                    </a:xfrm>
+                    <a:prstGeom prst="rect">
+                      <a:avLst/>
+                    </a:prstGeom>
+                  </pic:spPr>
+                </pic:pic>
+              </a:graphicData>
+            </a:graphic>
+          </wp:inline>
+        </w:drawing>
+      </w:r>
+    </w:p>
+    <w:p>
+      <w:pPr>
+        <w:rPr>
+          <w:rFonts w:ascii="Bell MT" w:hAnsi="Bell MT" w:cs="Calibri Light"/>
+          <w:sz w:val="20"/>
+          <w:szCs w:val="20"/>
+        </w:rPr>
+      </w:pPr>
+    </w:p>
+    <w:p>
+      <w:pPr>
+        <w:rPr>
+          <w:rFonts w:ascii="Bell MT" w:hAnsi="Bell MT" w:cs="Calibri Light"/>
+          <w:sz w:val="20"/>
+          <w:szCs w:val="20"/>
+        </w:rPr>
+      </w:pPr>
+      <w:r>
+        <w:rPr>
+          <w:rFonts w:ascii="Bell MT" w:hAnsi="Bell MT" w:cs="Calibri Light"/>
+          <w:sz w:val="20"/>
+          <w:szCs w:val="20"/>
+        </w:rPr>
         <w:t>We would be calling this inside the test method as:</w:t>
       </w:r>
     </w:p>
@@ -5249,7 +5891,6 @@
           <w:sz w:val="20"/>
           <w:szCs w:val="20"/>
         </w:rPr>
-        <w:lastRenderedPageBreak/>
         <w:drawing>
           <wp:inline distT="0" distB="0" distL="0" distR="0" wp14:anchorId="49A5BD77" wp14:editId="741CB38B">
             <wp:extent cx="5943600" cy="2238375"/>
@@ -5266,7 +5907,7 @@
                     <pic:cNvPicPr/>
                   </pic:nvPicPr>
                   <pic:blipFill>
-                    <a:blip r:embed="rId57"/>
+                    <a:blip r:embed="rId58"/>
                     <a:stretch>
                       <a:fillRect/>
                     </a:stretch>
@@ -5328,6 +5969,7 @@
           <w:sz w:val="20"/>
           <w:szCs w:val="20"/>
         </w:rPr>
+        <w:lastRenderedPageBreak/>
         <w:drawing>
           <wp:inline distT="0" distB="0" distL="0" distR="0" wp14:anchorId="397308AA" wp14:editId="1686FFFF">
             <wp:extent cx="5943600" cy="3817620"/>
@@ -5344,7 +5986,7 @@
                     <pic:cNvPicPr/>
                   </pic:nvPicPr>
                   <pic:blipFill>
-                    <a:blip r:embed="rId58"/>
+                    <a:blip r:embed="rId59"/>
                     <a:stretch>
                       <a:fillRect/>
                     </a:stretch>
@@ -5422,7 +6064,7 @@
                     <pic:cNvPicPr/>
                   </pic:nvPicPr>
                   <pic:blipFill>
-                    <a:blip r:embed="rId59"/>
+                    <a:blip r:embed="rId60"/>
                     <a:stretch>
                       <a:fillRect/>
                     </a:stretch>
@@ -5491,7 +6133,7 @@
                     <pic:cNvPicPr/>
                   </pic:nvPicPr>
                   <pic:blipFill>
-                    <a:blip r:embed="rId60"/>
+                    <a:blip r:embed="rId61"/>
                     <a:stretch>
                       <a:fillRect/>
                     </a:stretch>
@@ -5537,6 +6179,7 @@
         </w:rPr>
         <w:t xml:space="preserve">In the similar way, we can use the </w:t>
       </w:r>
+      <w:proofErr w:type="spellStart"/>
       <w:proofErr w:type="gramStart"/>
       <w:r>
         <w:rPr>
@@ -5546,6 +6189,7 @@
         </w:rPr>
         <w:t>application.properties</w:t>
       </w:r>
+      <w:proofErr w:type="spellEnd"/>
       <w:proofErr w:type="gramEnd"/>
       <w:r>
         <w:rPr>
@@ -5553,7 +6197,25 @@
           <w:sz w:val="20"/>
           <w:szCs w:val="20"/>
         </w:rPr>
-        <w:t xml:space="preserve"> in the test package and us the same port as that has been used by the wiremock server.</w:t>
+        <w:t xml:space="preserve"> in the test package and us the same port as that has been used by the </w:t>
+      </w:r>
+      <w:proofErr w:type="spellStart"/>
+      <w:r>
+        <w:rPr>
+          <w:rFonts w:ascii="Bell MT" w:hAnsi="Bell MT" w:cs="Calibri Light"/>
+          <w:sz w:val="20"/>
+          <w:szCs w:val="20"/>
+        </w:rPr>
+        <w:t>wiremock</w:t>
+      </w:r>
+      <w:proofErr w:type="spellEnd"/>
+      <w:r>
+        <w:rPr>
+          <w:rFonts w:ascii="Bell MT" w:hAnsi="Bell MT" w:cs="Calibri Light"/>
+          <w:sz w:val="20"/>
+          <w:szCs w:val="20"/>
+        </w:rPr>
+        <w:t xml:space="preserve"> server.</w:t>
       </w:r>
     </w:p>
     <w:p>
@@ -5572,6 +6234,7 @@
         </w:rPr>
         <w:t xml:space="preserve">Here we have given the random port, so same way we need to use in the </w:t>
       </w:r>
+      <w:proofErr w:type="spellStart"/>
       <w:proofErr w:type="gramStart"/>
       <w:r>
         <w:rPr>
@@ -5581,6 +6244,7 @@
         </w:rPr>
         <w:t>application.properties</w:t>
       </w:r>
+      <w:proofErr w:type="spellEnd"/>
       <w:proofErr w:type="gramEnd"/>
       <w:r>
         <w:rPr>
@@ -5623,7 +6287,7 @@
                     <pic:cNvPicPr/>
                   </pic:nvPicPr>
                   <pic:blipFill>
-                    <a:blip r:embed="rId61"/>
+                    <a:blip r:embed="rId62"/>
                     <a:stretch>
                       <a:fillRect/>
                     </a:stretch>
@@ -5669,6 +6333,7 @@
         </w:rPr>
         <w:t>${</w:t>
       </w:r>
+      <w:proofErr w:type="spellStart"/>
       <w:proofErr w:type="gramStart"/>
       <w:r>
         <w:rPr>
@@ -5685,7 +6350,34 @@
           <w:sz w:val="20"/>
           <w:szCs w:val="20"/>
         </w:rPr>
-        <w:t>.port} will inject the port same used by the wiremock server used in the test package.</w:t>
+        <w:t>.port</w:t>
+      </w:r>
+      <w:proofErr w:type="spellEnd"/>
+      <w:r>
+        <w:rPr>
+          <w:rFonts w:ascii="Bell MT" w:hAnsi="Bell MT" w:cs="Calibri Light"/>
+          <w:sz w:val="20"/>
+          <w:szCs w:val="20"/>
+        </w:rPr>
+        <w:t xml:space="preserve">} will inject the port same used by the </w:t>
+      </w:r>
+      <w:proofErr w:type="spellStart"/>
+      <w:r>
+        <w:rPr>
+          <w:rFonts w:ascii="Bell MT" w:hAnsi="Bell MT" w:cs="Calibri Light"/>
+          <w:sz w:val="20"/>
+          <w:szCs w:val="20"/>
+        </w:rPr>
+        <w:t>wiremock</w:t>
+      </w:r>
+      <w:proofErr w:type="spellEnd"/>
+      <w:r>
+        <w:rPr>
+          <w:rFonts w:ascii="Bell MT" w:hAnsi="Bell MT" w:cs="Calibri Light"/>
+          <w:sz w:val="20"/>
+          <w:szCs w:val="20"/>
+        </w:rPr>
+        <w:t xml:space="preserve"> server used in the test package.</w:t>
       </w:r>
     </w:p>
     <w:p>
@@ -5719,7 +6411,7 @@
                     <pic:cNvPicPr/>
                   </pic:nvPicPr>
                   <pic:blipFill>
-                    <a:blip r:embed="rId62"/>
+                    <a:blip r:embed="rId63"/>
                     <a:stretch>
                       <a:fillRect/>
                     </a:stretch>
@@ -5754,7 +6446,25 @@
           <w:sz w:val="20"/>
           <w:szCs w:val="20"/>
         </w:rPr>
-        <w:t>Response by the wiremock server:</w:t>
+        <w:t xml:space="preserve">Response by the </w:t>
+      </w:r>
+      <w:proofErr w:type="spellStart"/>
+      <w:r>
+        <w:rPr>
+          <w:rFonts w:ascii="Bell MT" w:hAnsi="Bell MT" w:cs="Calibri Light"/>
+          <w:sz w:val="20"/>
+          <w:szCs w:val="20"/>
+        </w:rPr>
+        <w:t>wiremock</w:t>
+      </w:r>
+      <w:proofErr w:type="spellEnd"/>
+      <w:r>
+        <w:rPr>
+          <w:rFonts w:ascii="Bell MT" w:hAnsi="Bell MT" w:cs="Calibri Light"/>
+          <w:sz w:val="20"/>
+          <w:szCs w:val="20"/>
+        </w:rPr>
+        <w:t xml:space="preserve"> server:</w:t>
       </w:r>
     </w:p>
     <w:p>
@@ -5788,7 +6498,7 @@
                     <pic:cNvPicPr/>
                   </pic:nvPicPr>
                   <pic:blipFill>
-                    <a:blip r:embed="rId63"/>
+                    <a:blip r:embed="rId64"/>
                     <a:stretch>
                       <a:fillRect/>
                     </a:stretch>
@@ -5841,7 +6551,7 @@
                     <pic:cNvPicPr/>
                   </pic:nvPicPr>
                   <pic:blipFill>
-                    <a:blip r:embed="rId64"/>
+                    <a:blip r:embed="rId65"/>
                     <a:stretch>
                       <a:fillRect/>
                     </a:stretch>
@@ -5933,7 +6643,7 @@
                     <pic:cNvPicPr/>
                   </pic:nvPicPr>
                   <pic:blipFill>
-                    <a:blip r:embed="rId65"/>
+                    <a:blip r:embed="rId66"/>
                     <a:stretch>
                       <a:fillRect/>
                     </a:stretch>
@@ -6030,7 +6740,7 @@
                     <pic:cNvPicPr/>
                   </pic:nvPicPr>
                   <pic:blipFill>
-                    <a:blip r:embed="rId66"/>
+                    <a:blip r:embed="rId67"/>
                     <a:stretch>
                       <a:fillRect/>
                     </a:stretch>
@@ -6099,7 +6809,7 @@
                     <pic:cNvPicPr/>
                   </pic:nvPicPr>
                   <pic:blipFill>
-                    <a:blip r:embed="rId67"/>
+                    <a:blip r:embed="rId68"/>
                     <a:stretch>
                       <a:fillRect/>
                     </a:stretch>
@@ -6145,16 +6855,14 @@
         </w:rPr>
         <w:t xml:space="preserve">Also, there would be case if there are multiple instances of same services running for the one microservice, then if the one service fails, then client </w:t>
       </w:r>
-      <w:proofErr w:type="gramStart"/>
-      <w:r>
-        <w:rPr>
-          <w:rFonts w:ascii="Bell MT" w:hAnsi="Bell MT" w:cs="Calibri Light"/>
-          <w:sz w:val="20"/>
-          <w:szCs w:val="20"/>
-        </w:rPr>
-        <w:t>won’t</w:t>
-      </w:r>
-      <w:proofErr w:type="gramEnd"/>
+      <w:r>
+        <w:rPr>
+          <w:rFonts w:ascii="Bell MT" w:hAnsi="Bell MT" w:cs="Calibri Light"/>
+          <w:sz w:val="20"/>
+          <w:szCs w:val="20"/>
+        </w:rPr>
+        <w:t>won’t be</w:t>
+      </w:r>
       <w:r>
         <w:rPr>
           <w:rFonts w:ascii="Bell MT" w:hAnsi="Bell MT" w:cs="Calibri Light"/>
@@ -6196,7 +6904,7 @@
                     <pic:cNvPicPr/>
                   </pic:nvPicPr>
                   <pic:blipFill>
-                    <a:blip r:embed="rId68"/>
+                    <a:blip r:embed="rId69"/>
                     <a:stretch>
                       <a:fillRect/>
                     </a:stretch>
@@ -6308,7 +7016,7 @@
                     <pic:cNvPicPr/>
                   </pic:nvPicPr>
                   <pic:blipFill>
-                    <a:blip r:embed="rId69"/>
+                    <a:blip r:embed="rId70"/>
                     <a:stretch>
                       <a:fillRect/>
                     </a:stretch>
@@ -6420,7 +7128,7 @@
                     <pic:cNvPicPr/>
                   </pic:nvPicPr>
                   <pic:blipFill>
-                    <a:blip r:embed="rId70"/>
+                    <a:blip r:embed="rId71"/>
                     <a:stretch>
                       <a:fillRect/>
                     </a:stretch>
@@ -6498,7 +7206,7 @@
                     <pic:cNvPicPr/>
                   </pic:nvPicPr>
                   <pic:blipFill>
-                    <a:blip r:embed="rId71"/>
+                    <a:blip r:embed="rId72"/>
                     <a:stretch>
                       <a:fillRect/>
                     </a:stretch>
@@ -6601,10 +7309,10 @@
           <w:szCs w:val="20"/>
         </w:rPr>
         <w:drawing>
-          <wp:inline distT="0" distB="0" distL="0" distR="0" wp14:anchorId="3D7D4B9B" wp14:editId="7BDA3BF7">
-            <wp:extent cx="5943600" cy="1053465"/>
-            <wp:effectExtent l="0" t="0" r="0" b="0"/>
-            <wp:docPr id="1129509510" name="Picture 1"/>
+          <wp:inline distT="0" distB="0" distL="0" distR="0" wp14:anchorId="2E595EC5" wp14:editId="35957380">
+            <wp:extent cx="5943600" cy="2626995"/>
+            <wp:effectExtent l="0" t="0" r="0" b="1905"/>
+            <wp:docPr id="594730320" name="Picture 1"/>
             <wp:cNvGraphicFramePr>
               <a:graphicFrameLocks xmlns:a="http://schemas.openxmlformats.org/drawingml/2006/main" noChangeAspect="1"/>
             </wp:cNvGraphicFramePr>
@@ -6612,76 +7320,7 @@
               <a:graphicData uri="http://schemas.openxmlformats.org/drawingml/2006/picture">
                 <pic:pic xmlns:pic="http://schemas.openxmlformats.org/drawingml/2006/picture">
                   <pic:nvPicPr>
-                    <pic:cNvPr id="1129509510" name=""/>
-                    <pic:cNvPicPr/>
-                  </pic:nvPicPr>
-                  <pic:blipFill>
-                    <a:blip r:embed="rId72"/>
-                    <a:stretch>
-                      <a:fillRect/>
-                    </a:stretch>
-                  </pic:blipFill>
-                  <pic:spPr>
-                    <a:xfrm>
-                      <a:off x="0" y="0"/>
-                      <a:ext cx="5943600" cy="1053465"/>
-                    </a:xfrm>
-                    <a:prstGeom prst="rect">
-                      <a:avLst/>
-                    </a:prstGeom>
-                  </pic:spPr>
-                </pic:pic>
-              </a:graphicData>
-            </a:graphic>
-          </wp:inline>
-        </w:drawing>
-      </w:r>
-    </w:p>
-    <w:p>
-      <w:pPr>
-        <w:rPr>
-          <w:rFonts w:ascii="Bell MT" w:hAnsi="Bell MT" w:cs="Calibri Light"/>
-          <w:sz w:val="20"/>
-          <w:szCs w:val="20"/>
-        </w:rPr>
-      </w:pPr>
-      <w:r>
-        <w:rPr>
-          <w:rFonts w:ascii="Bell MT" w:hAnsi="Bell MT" w:cs="Calibri Light"/>
-          <w:sz w:val="20"/>
-          <w:szCs w:val="20"/>
-        </w:rPr>
-        <w:t>Functional to annotation example:</w:t>
-      </w:r>
-    </w:p>
-    <w:p>
-      <w:pPr>
-        <w:rPr>
-          <w:rFonts w:ascii="Bell MT" w:hAnsi="Bell MT" w:cs="Calibri Light"/>
-          <w:sz w:val="20"/>
-          <w:szCs w:val="20"/>
-        </w:rPr>
-      </w:pPr>
-      <w:r>
-        <w:rPr>
-          <w:rFonts w:ascii="Bell MT" w:hAnsi="Bell MT" w:cs="Calibri Light"/>
-          <w:noProof/>
-          <w:sz w:val="20"/>
-          <w:szCs w:val="20"/>
-        </w:rPr>
-        <w:drawing>
-          <wp:inline distT="0" distB="0" distL="0" distR="0" wp14:anchorId="3F1E490B" wp14:editId="37CA10CC">
-            <wp:extent cx="5943600" cy="3441700"/>
-            <wp:effectExtent l="0" t="0" r="0" b="6350"/>
-            <wp:docPr id="1669329796" name="Picture 1"/>
-            <wp:cNvGraphicFramePr>
-              <a:graphicFrameLocks xmlns:a="http://schemas.openxmlformats.org/drawingml/2006/main" noChangeAspect="1"/>
-            </wp:cNvGraphicFramePr>
-            <a:graphic xmlns:a="http://schemas.openxmlformats.org/drawingml/2006/main">
-              <a:graphicData uri="http://schemas.openxmlformats.org/drawingml/2006/picture">
-                <pic:pic xmlns:pic="http://schemas.openxmlformats.org/drawingml/2006/picture">
-                  <pic:nvPicPr>
-                    <pic:cNvPr id="1669329796" name=""/>
+                    <pic:cNvPr id="594730320" name=""/>
                     <pic:cNvPicPr/>
                   </pic:nvPicPr>
                   <pic:blipFill>
@@ -6693,7 +7332,7 @@
                   <pic:spPr>
                     <a:xfrm>
                       <a:off x="0" y="0"/>
-                      <a:ext cx="5943600" cy="3441700"/>
+                      <a:ext cx="5943600" cy="2626995"/>
                     </a:xfrm>
                     <a:prstGeom prst="rect">
                       <a:avLst/>
@@ -6705,33 +7344,128 @@
           </wp:inline>
         </w:drawing>
       </w:r>
-    </w:p>
-    <w:p>
-      <w:pPr>
-        <w:rPr>
-          <w:rFonts w:ascii="Bell MT" w:hAnsi="Bell MT" w:cs="Calibri Light"/>
-          <w:sz w:val="20"/>
-          <w:szCs w:val="20"/>
-        </w:rPr>
-      </w:pPr>
-    </w:p>
-    <w:p>
-      <w:pPr>
-        <w:rPr>
-          <w:rFonts w:ascii="Bell MT" w:hAnsi="Bell MT" w:cs="Calibri Light"/>
-          <w:sz w:val="20"/>
-          <w:szCs w:val="20"/>
-        </w:rPr>
-      </w:pPr>
-      <w:r>
-        <w:rPr>
-          <w:rFonts w:ascii="Bell MT" w:hAnsi="Bell MT" w:cs="Calibri Light"/>
-          <w:sz w:val="20"/>
-          <w:szCs w:val="20"/>
-        </w:rPr>
-        <w:t xml:space="preserve">Following request coming from the “/api/product” would be forwarded to </w:t>
-      </w:r>
-      <w:hyperlink r:id="rId74" w:history="1">
+      <w:r>
+        <w:rPr>
+          <w:rFonts w:ascii="Bell MT" w:hAnsi="Bell MT" w:cs="Calibri Light"/>
+          <w:noProof/>
+          <w:sz w:val="20"/>
+          <w:szCs w:val="20"/>
+        </w:rPr>
+        <w:t xml:space="preserve"> </w:t>
+      </w:r>
+    </w:p>
+    <w:p>
+      <w:pPr>
+        <w:rPr>
+          <w:rFonts w:ascii="Bell MT" w:hAnsi="Bell MT" w:cs="Calibri Light"/>
+          <w:sz w:val="20"/>
+          <w:szCs w:val="20"/>
+        </w:rPr>
+      </w:pPr>
+      <w:r>
+        <w:rPr>
+          <w:rFonts w:ascii="Bell MT" w:hAnsi="Bell MT" w:cs="Calibri Light"/>
+          <w:sz w:val="20"/>
+          <w:szCs w:val="20"/>
+        </w:rPr>
+        <w:t>Functional to annotation example:</w:t>
+      </w:r>
+    </w:p>
+    <w:p>
+      <w:pPr>
+        <w:rPr>
+          <w:rFonts w:ascii="Bell MT" w:hAnsi="Bell MT" w:cs="Calibri Light"/>
+          <w:sz w:val="20"/>
+          <w:szCs w:val="20"/>
+        </w:rPr>
+      </w:pPr>
+      <w:r>
+        <w:rPr>
+          <w:rFonts w:ascii="Bell MT" w:hAnsi="Bell MT" w:cs="Calibri Light"/>
+          <w:sz w:val="20"/>
+          <w:szCs w:val="20"/>
+        </w:rPr>
+        <w:drawing>
+          <wp:inline distT="0" distB="0" distL="0" distR="0" wp14:anchorId="33D0F272" wp14:editId="7AF01B90">
+            <wp:extent cx="5943600" cy="2657475"/>
+            <wp:effectExtent l="0" t="0" r="0" b="9525"/>
+            <wp:docPr id="1413001570" name="Picture 1" descr="A screenshot of a computer&#10;&#10;AI-generated content may be incorrect."/>
+            <wp:cNvGraphicFramePr>
+              <a:graphicFrameLocks xmlns:a="http://schemas.openxmlformats.org/drawingml/2006/main" noChangeAspect="1"/>
+            </wp:cNvGraphicFramePr>
+            <a:graphic xmlns:a="http://schemas.openxmlformats.org/drawingml/2006/main">
+              <a:graphicData uri="http://schemas.openxmlformats.org/drawingml/2006/picture">
+                <pic:pic xmlns:pic="http://schemas.openxmlformats.org/drawingml/2006/picture">
+                  <pic:nvPicPr>
+                    <pic:cNvPr id="1413001570" name="Picture 1" descr="A screenshot of a computer&#10;&#10;AI-generated content may be incorrect."/>
+                    <pic:cNvPicPr/>
+                  </pic:nvPicPr>
+                  <pic:blipFill>
+                    <a:blip r:embed="rId74"/>
+                    <a:stretch>
+                      <a:fillRect/>
+                    </a:stretch>
+                  </pic:blipFill>
+                  <pic:spPr>
+                    <a:xfrm>
+                      <a:off x="0" y="0"/>
+                      <a:ext cx="5943600" cy="2657475"/>
+                    </a:xfrm>
+                    <a:prstGeom prst="rect">
+                      <a:avLst/>
+                    </a:prstGeom>
+                  </pic:spPr>
+                </pic:pic>
+              </a:graphicData>
+            </a:graphic>
+          </wp:inline>
+        </w:drawing>
+      </w:r>
+    </w:p>
+    <w:p>
+      <w:pPr>
+        <w:rPr>
+          <w:rFonts w:ascii="Bell MT" w:hAnsi="Bell MT" w:cs="Calibri Light"/>
+          <w:sz w:val="20"/>
+          <w:szCs w:val="20"/>
+        </w:rPr>
+      </w:pPr>
+    </w:p>
+    <w:p>
+      <w:pPr>
+        <w:rPr>
+          <w:rFonts w:ascii="Bell MT" w:hAnsi="Bell MT" w:cs="Calibri Light"/>
+          <w:sz w:val="20"/>
+          <w:szCs w:val="20"/>
+        </w:rPr>
+      </w:pPr>
+      <w:r>
+        <w:rPr>
+          <w:rFonts w:ascii="Bell MT" w:hAnsi="Bell MT" w:cs="Calibri Light"/>
+          <w:sz w:val="20"/>
+          <w:szCs w:val="20"/>
+        </w:rPr>
+        <w:t>Following request coming from the “/</w:t>
+      </w:r>
+      <w:proofErr w:type="spellStart"/>
+      <w:r>
+        <w:rPr>
+          <w:rFonts w:ascii="Bell MT" w:hAnsi="Bell MT" w:cs="Calibri Light"/>
+          <w:sz w:val="20"/>
+          <w:szCs w:val="20"/>
+        </w:rPr>
+        <w:t>api</w:t>
+      </w:r>
+      <w:proofErr w:type="spellEnd"/>
+      <w:r>
+        <w:rPr>
+          <w:rFonts w:ascii="Bell MT" w:hAnsi="Bell MT" w:cs="Calibri Light"/>
+          <w:sz w:val="20"/>
+          <w:szCs w:val="20"/>
+        </w:rPr>
+        <w:t xml:space="preserve">/product” would be forwarded to </w:t>
+      </w:r>
+      <w:hyperlink r:id="rId75" w:history="1">
         <w:r>
           <w:rPr>
             <w:rStyle w:val="Hyperlink"/>
@@ -6750,6 +7484,7 @@
         </w:rPr>
         <w:t xml:space="preserve"> and </w:t>
       </w:r>
+      <w:proofErr w:type="spellStart"/>
       <w:r>
         <w:rPr>
           <w:rFonts w:ascii="Bell MT" w:hAnsi="Bell MT" w:cs="Calibri Light"/>
@@ -6760,6 +7495,7 @@
         </w:rPr>
         <w:t>RequestPredicates</w:t>
       </w:r>
+      <w:proofErr w:type="spellEnd"/>
       <w:r>
         <w:rPr>
           <w:rFonts w:ascii="Bell MT" w:hAnsi="Bell MT" w:cs="Calibri Light"/>
@@ -6778,6 +7514,7 @@
         </w:rPr>
         <w:t xml:space="preserve">and </w:t>
       </w:r>
+      <w:proofErr w:type="spellStart"/>
       <w:r>
         <w:rPr>
           <w:rFonts w:ascii="Bell MT" w:hAnsi="Bell MT" w:cs="Calibri Light"/>
@@ -6788,6 +7525,7 @@
         </w:rPr>
         <w:t>HandlerFunctions</w:t>
       </w:r>
+      <w:proofErr w:type="spellEnd"/>
       <w:r>
         <w:rPr>
           <w:rFonts w:ascii="Bell MT" w:hAnsi="Bell MT" w:cs="Calibri Light"/>
@@ -6818,15 +7556,15 @@
       <w:r>
         <w:rPr>
           <w:rFonts w:ascii="Bell MT" w:hAnsi="Bell MT" w:cs="Calibri Light"/>
-          <w:noProof/>
-          <w:sz w:val="20"/>
-          <w:szCs w:val="20"/>
-        </w:rPr>
+          <w:sz w:val="20"/>
+          <w:szCs w:val="20"/>
+        </w:rPr>
+        <w:lastRenderedPageBreak/>
         <w:drawing>
-          <wp:inline distT="0" distB="0" distL="0" distR="0" wp14:anchorId="59213548" wp14:editId="76B4F8E0">
-            <wp:extent cx="5943600" cy="1841500"/>
-            <wp:effectExtent l="0" t="0" r="0" b="6350"/>
-            <wp:docPr id="503230150" name="Picture 1"/>
+          <wp:inline distT="0" distB="0" distL="0" distR="0" wp14:anchorId="21AD3793" wp14:editId="5F65C996">
+            <wp:extent cx="5943600" cy="2174240"/>
+            <wp:effectExtent l="0" t="0" r="0" b="0"/>
+            <wp:docPr id="1311864120" name="Picture 1" descr="A screenshot of a computer program&#10;&#10;AI-generated content may be incorrect."/>
             <wp:cNvGraphicFramePr>
               <a:graphicFrameLocks xmlns:a="http://schemas.openxmlformats.org/drawingml/2006/main" noChangeAspect="1"/>
             </wp:cNvGraphicFramePr>
@@ -6834,11 +7572,11 @@
               <a:graphicData uri="http://schemas.openxmlformats.org/drawingml/2006/picture">
                 <pic:pic xmlns:pic="http://schemas.openxmlformats.org/drawingml/2006/picture">
                   <pic:nvPicPr>
-                    <pic:cNvPr id="503230150" name=""/>
+                    <pic:cNvPr id="1311864120" name="Picture 1" descr="A screenshot of a computer program&#10;&#10;AI-generated content may be incorrect."/>
                     <pic:cNvPicPr/>
                   </pic:nvPicPr>
                   <pic:blipFill>
-                    <a:blip r:embed="rId75"/>
+                    <a:blip r:embed="rId76"/>
                     <a:stretch>
                       <a:fillRect/>
                     </a:stretch>
@@ -6846,7 +7584,7 @@
                   <pic:spPr>
                     <a:xfrm>
                       <a:off x="0" y="0"/>
-                      <a:ext cx="5943600" cy="1841500"/>
+                      <a:ext cx="5943600" cy="2174240"/>
                     </a:xfrm>
                     <a:prstGeom prst="rect">
                       <a:avLst/>
@@ -6867,91 +7605,112 @@
           <w:szCs w:val="20"/>
         </w:rPr>
       </w:pPr>
-    </w:p>
-    <w:p>
-      <w:pPr>
-        <w:rPr>
-          <w:rFonts w:ascii="Bell MT" w:hAnsi="Bell MT" w:cs="Calibri Light"/>
-          <w:sz w:val="20"/>
-          <w:szCs w:val="20"/>
-        </w:rPr>
-      </w:pPr>
-      <w:r>
-        <w:rPr>
-          <w:rFonts w:ascii="Bell MT" w:hAnsi="Bell MT" w:cs="Calibri Light"/>
+      <w:proofErr w:type="spellStart"/>
+      <w:r>
+        <w:rPr>
+          <w:rFonts w:ascii="Bell MT" w:hAnsi="Bell MT" w:cs="Calibri Light"/>
+          <w:sz w:val="20"/>
+          <w:szCs w:val="20"/>
+        </w:rPr>
+        <w:t>RequestPredicates</w:t>
+      </w:r>
+      <w:proofErr w:type="spellEnd"/>
+      <w:r>
+        <w:rPr>
+          <w:rFonts w:ascii="Bell MT" w:hAnsi="Bell MT" w:cs="Calibri Light"/>
+          <w:sz w:val="20"/>
+          <w:szCs w:val="20"/>
+        </w:rPr>
+        <w:t xml:space="preserve"> class contains a lot of methods to headers, content type, whenever there is a header, we can forward that request.</w:t>
+      </w:r>
+    </w:p>
+    <w:p>
+      <w:pPr>
+        <w:rPr>
+          <w:rFonts w:ascii="Bell MT" w:hAnsi="Bell MT" w:cs="Calibri Light"/>
+          <w:sz w:val="20"/>
+          <w:szCs w:val="20"/>
+        </w:rPr>
+      </w:pPr>
+      <w:proofErr w:type="spellStart"/>
+      <w:r>
+        <w:rPr>
+          <w:rFonts w:ascii="Bell MT" w:hAnsi="Bell MT" w:cs="Calibri Light"/>
+          <w:sz w:val="20"/>
+          <w:szCs w:val="20"/>
+        </w:rPr>
+        <w:t>GatewayRouterFunctions.route</w:t>
+      </w:r>
+      <w:proofErr w:type="spellEnd"/>
+      <w:r>
+        <w:rPr>
+          <w:rFonts w:ascii="Bell MT" w:hAnsi="Bell MT" w:cs="Calibri Light"/>
+          <w:sz w:val="20"/>
+          <w:szCs w:val="20"/>
+        </w:rPr>
+        <w:t xml:space="preserve"> is the name of the service.</w:t>
+      </w:r>
+    </w:p>
+    <w:p>
+      <w:pPr>
+        <w:rPr>
+          <w:rFonts w:ascii="Bell MT" w:hAnsi="Bell MT" w:cs="Calibri Light"/>
+          <w:sz w:val="20"/>
+          <w:szCs w:val="20"/>
+        </w:rPr>
+      </w:pPr>
+      <w:proofErr w:type="spellStart"/>
+      <w:r>
+        <w:rPr>
+          <w:rFonts w:ascii="Bell MT" w:hAnsi="Bell MT" w:cs="Calibri Light"/>
+          <w:sz w:val="20"/>
+          <w:szCs w:val="20"/>
+        </w:rPr>
+        <w:t>HandlerFunctions.http</w:t>
+      </w:r>
+      <w:proofErr w:type="spellEnd"/>
+      <w:r>
+        <w:rPr>
+          <w:rFonts w:ascii="Bell MT" w:hAnsi="Bell MT" w:cs="Calibri Light"/>
+          <w:sz w:val="20"/>
+          <w:szCs w:val="20"/>
+        </w:rPr>
+        <w:t xml:space="preserve"> sends the request to the http.</w:t>
+      </w:r>
+    </w:p>
+    <w:p>
+      <w:pPr>
+        <w:rPr>
+          <w:rFonts w:ascii="Bell MT" w:hAnsi="Bell MT" w:cs="Calibri Light"/>
+          <w:sz w:val="20"/>
+          <w:szCs w:val="20"/>
+        </w:rPr>
+      </w:pPr>
+      <w:r>
+        <w:rPr>
+          <w:rFonts w:ascii="Bell MT" w:hAnsi="Bell MT" w:cs="Calibri Light"/>
+          <w:sz w:val="20"/>
+          <w:szCs w:val="20"/>
+        </w:rPr>
+        <w:t>After deploying the application, we can get the response using the gateway function as:</w:t>
+      </w:r>
+    </w:p>
+    <w:p>
+      <w:pPr>
+        <w:rPr>
+          <w:rFonts w:ascii="Bell MT" w:hAnsi="Bell MT" w:cs="Calibri Light"/>
+          <w:sz w:val="20"/>
+          <w:szCs w:val="20"/>
+        </w:rPr>
+      </w:pPr>
+      <w:r>
+        <w:rPr>
+          <w:rFonts w:ascii="Bell MT" w:hAnsi="Bell MT" w:cs="Calibri Light"/>
+          <w:noProof/>
           <w:sz w:val="20"/>
           <w:szCs w:val="20"/>
         </w:rPr>
         <w:lastRenderedPageBreak/>
-        <w:t>RequestPredicates class contains a lot of methods to headers, content type, whenever there is a header, we can forward that request.</w:t>
-      </w:r>
-    </w:p>
-    <w:p>
-      <w:pPr>
-        <w:rPr>
-          <w:rFonts w:ascii="Bell MT" w:hAnsi="Bell MT" w:cs="Calibri Light"/>
-          <w:sz w:val="20"/>
-          <w:szCs w:val="20"/>
-        </w:rPr>
-      </w:pPr>
-      <w:r>
-        <w:rPr>
-          <w:rFonts w:ascii="Bell MT" w:hAnsi="Bell MT" w:cs="Calibri Light"/>
-          <w:sz w:val="20"/>
-          <w:szCs w:val="20"/>
-        </w:rPr>
-        <w:t>GatewayRouterFunctions.route is the name of the service.</w:t>
-      </w:r>
-    </w:p>
-    <w:p>
-      <w:pPr>
-        <w:rPr>
-          <w:rFonts w:ascii="Bell MT" w:hAnsi="Bell MT" w:cs="Calibri Light"/>
-          <w:sz w:val="20"/>
-          <w:szCs w:val="20"/>
-        </w:rPr>
-      </w:pPr>
-      <w:r>
-        <w:rPr>
-          <w:rFonts w:ascii="Bell MT" w:hAnsi="Bell MT" w:cs="Calibri Light"/>
-          <w:sz w:val="20"/>
-          <w:szCs w:val="20"/>
-        </w:rPr>
-        <w:t>HandlerFunctions.http sends the request to the http.</w:t>
-      </w:r>
-    </w:p>
-    <w:p>
-      <w:pPr>
-        <w:rPr>
-          <w:rFonts w:ascii="Bell MT" w:hAnsi="Bell MT" w:cs="Calibri Light"/>
-          <w:sz w:val="20"/>
-          <w:szCs w:val="20"/>
-        </w:rPr>
-      </w:pPr>
-      <w:r>
-        <w:rPr>
-          <w:rFonts w:ascii="Bell MT" w:hAnsi="Bell MT" w:cs="Calibri Light"/>
-          <w:sz w:val="20"/>
-          <w:szCs w:val="20"/>
-        </w:rPr>
-        <w:t>After deploying the application, we can get the response using the gateway function as:</w:t>
-      </w:r>
-    </w:p>
-    <w:p>
-      <w:pPr>
-        <w:rPr>
-          <w:rFonts w:ascii="Bell MT" w:hAnsi="Bell MT" w:cs="Calibri Light"/>
-          <w:sz w:val="20"/>
-          <w:szCs w:val="20"/>
-        </w:rPr>
-      </w:pPr>
-      <w:r>
-        <w:rPr>
-          <w:rFonts w:ascii="Bell MT" w:hAnsi="Bell MT" w:cs="Calibri Light"/>
-          <w:noProof/>
-          <w:sz w:val="20"/>
-          <w:szCs w:val="20"/>
-        </w:rPr>
         <w:drawing>
           <wp:inline distT="0" distB="0" distL="0" distR="0" wp14:anchorId="0605BA53" wp14:editId="0342F5A6">
             <wp:extent cx="5943600" cy="6058535"/>
@@ -6968,7 +7727,7 @@
                     <pic:cNvPicPr/>
                   </pic:nvPicPr>
                   <pic:blipFill>
-                    <a:blip r:embed="rId76"/>
+                    <a:blip r:embed="rId77"/>
                     <a:stretch>
                       <a:fillRect/>
                     </a:stretch>
@@ -7038,7 +7797,7 @@
                     <pic:cNvPicPr/>
                   </pic:nvPicPr>
                   <pic:blipFill>
-                    <a:blip r:embed="rId77"/>
+                    <a:blip r:embed="rId78"/>
                     <a:stretch>
                       <a:fillRect/>
                     </a:stretch>
@@ -7047,125 +7806,6 @@
                     <a:xfrm>
                       <a:off x="0" y="0"/>
                       <a:ext cx="5943600" cy="2341245"/>
-                    </a:xfrm>
-                    <a:prstGeom prst="rect">
-                      <a:avLst/>
-                    </a:prstGeom>
-                  </pic:spPr>
-                </pic:pic>
-              </a:graphicData>
-            </a:graphic>
-          </wp:inline>
-        </w:drawing>
-      </w:r>
-    </w:p>
-    <w:p>
-      <w:pPr>
-        <w:rPr>
-          <w:rFonts w:ascii="Bell MT" w:hAnsi="Bell MT" w:cs="Calibri Light"/>
-          <w:sz w:val="20"/>
-          <w:szCs w:val="20"/>
-        </w:rPr>
-      </w:pPr>
-    </w:p>
-    <w:p>
-      <w:pPr>
-        <w:ind w:firstLine="720"/>
-        <w:rPr>
-          <w:rFonts w:ascii="Bell MT" w:hAnsi="Bell MT" w:cs="Calibri Light"/>
-          <w:b/>
-          <w:bCs/>
-          <w:sz w:val="20"/>
-          <w:szCs w:val="20"/>
-        </w:rPr>
-      </w:pPr>
-      <w:r>
-        <w:rPr>
-          <w:rFonts w:ascii="Bell MT" w:hAnsi="Bell MT" w:cs="Calibri Light"/>
-          <w:b/>
-          <w:bCs/>
-          <w:sz w:val="20"/>
-          <w:szCs w:val="20"/>
-        </w:rPr>
-        <w:t>SECURING THE MICROSERVICES USING THE KEYCLOAK:</w:t>
-      </w:r>
-    </w:p>
-    <w:p>
-      <w:pPr>
-        <w:rPr>
-          <w:rFonts w:ascii="Bell MT" w:hAnsi="Bell MT" w:cs="Calibri Light"/>
-          <w:b/>
-          <w:bCs/>
-          <w:sz w:val="20"/>
-          <w:szCs w:val="20"/>
-        </w:rPr>
-      </w:pPr>
-    </w:p>
-    <w:p>
-      <w:pPr>
-        <w:rPr>
-          <w:rFonts w:ascii="Bell MT" w:hAnsi="Bell MT" w:cs="Calibri Light"/>
-          <w:sz w:val="20"/>
-          <w:szCs w:val="20"/>
-        </w:rPr>
-      </w:pPr>
-      <w:r>
-        <w:rPr>
-          <w:rFonts w:ascii="Bell MT" w:hAnsi="Bell MT" w:cs="Calibri Light"/>
-          <w:sz w:val="20"/>
-          <w:szCs w:val="20"/>
-        </w:rPr>
-        <w:t>Keycloak is the tool to provide the security to the microservices with minimal efforts</w:t>
-      </w:r>
-      <w:r>
-        <w:rPr>
-          <w:rFonts w:ascii="Bell MT" w:hAnsi="Bell MT" w:cs="Calibri Light"/>
-          <w:sz w:val="20"/>
-          <w:szCs w:val="20"/>
-        </w:rPr>
-        <w:t xml:space="preserve"> and it also do the following as well:</w:t>
-      </w:r>
-    </w:p>
-    <w:p>
-      <w:pPr>
-        <w:rPr>
-          <w:rFonts w:ascii="Bell MT" w:hAnsi="Bell MT" w:cs="Calibri Light"/>
-          <w:sz w:val="20"/>
-          <w:szCs w:val="20"/>
-        </w:rPr>
-      </w:pPr>
-      <w:r>
-        <w:rPr>
-          <w:rFonts w:ascii="Bell MT" w:hAnsi="Bell MT" w:cs="Calibri Light"/>
-          <w:noProof/>
-          <w:sz w:val="20"/>
-          <w:szCs w:val="20"/>
-        </w:rPr>
-        <w:drawing>
-          <wp:inline distT="0" distB="0" distL="0" distR="0" wp14:anchorId="496BD7AE" wp14:editId="027E0BF8">
-            <wp:extent cx="5943600" cy="2846705"/>
-            <wp:effectExtent l="0" t="0" r="0" b="0"/>
-            <wp:docPr id="1082894188" name="Picture 1"/>
-            <wp:cNvGraphicFramePr>
-              <a:graphicFrameLocks xmlns:a="http://schemas.openxmlformats.org/drawingml/2006/main" noChangeAspect="1"/>
-            </wp:cNvGraphicFramePr>
-            <a:graphic xmlns:a="http://schemas.openxmlformats.org/drawingml/2006/main">
-              <a:graphicData uri="http://schemas.openxmlformats.org/drawingml/2006/picture">
-                <pic:pic xmlns:pic="http://schemas.openxmlformats.org/drawingml/2006/picture">
-                  <pic:nvPicPr>
-                    <pic:cNvPr id="1082894188" name=""/>
-                    <pic:cNvPicPr/>
-                  </pic:nvPicPr>
-                  <pic:blipFill>
-                    <a:blip r:embed="rId78"/>
-                    <a:stretch>
-                      <a:fillRect/>
-                    </a:stretch>
-                  </pic:blipFill>
-                  <pic:spPr>
-                    <a:xfrm>
-                      <a:off x="0" y="0"/>
-                      <a:ext cx="5943600" cy="2846705"/>
                     </a:xfrm>
                     <a:prstGeom prst="rect">
                       <a:avLst/>
